--- a/recherche/DataBridge_Architektur_und_Skriptkette.docx
+++ b/recherche/DataBridge_Architektur_und_Skriptkette.docx
@@ -171,7 +171,7 @@
                 <w:sz w:val="19"/>
                 <w:szCs w:val="19"/>
               </w:rPr>
-              <w:t xml:space="preserve">Marcel Thiel (Wissensnetz), Kollege A (Wrapper), Kollege B (Mediator)</w:t>
+              <w:t xml:space="preserve">Marcel Thiel (Wissensnetz), Julian Lanfermann (Wrapper), Pablo Scherer (Mediator)</w:t>
             </w:r>
           </w:p>
         </w:tc>
@@ -336,7 +336,7 @@
                 <w:sz w:val="19"/>
                 <w:szCs w:val="19"/>
               </w:rPr>
-              <w:t xml:space="preserve">26. August 2026</w:t>
+              <w:t xml:space="preserve">26. August 2026 (Rev. 2)</w:t>
             </w:r>
           </w:p>
         </w:tc>
@@ -399,7 +399,39 @@
     </w:tbl>
     <w:p>
       <w:pPr>
-        <w:spacing w:after="60" w:before="240"/>
+        <w:pBdr>
+          <w:top w:val="single" w:color="E0C08A" w:sz="4"/>
+          <w:bottom w:val="single" w:color="E0C08A" w:sz="4"/>
+          <w:left w:val="single" w:color="E0C08A" w:sz="4"/>
+          <w:right w:val="single" w:color="E0C08A" w:sz="4"/>
+        </w:pBdr>
+        <w:shd w:fill="FFF4E6" w:color="auto" w:val="clear"/>
+        <w:spacing w:after="120" w:before="120"/>
+      </w:pPr>
+      <w:r>
+        <w:rPr>
+          <w:rFonts w:ascii="Calibri" w:cs="Calibri" w:eastAsia="Calibri" w:hAnsi="Calibri"/>
+          <w:b/>
+          <w:bCs/>
+          <w:color w:val="B5651D"/>
+          <w:sz w:val="18"/>
+          <w:szCs w:val="18"/>
+        </w:rPr>
+        <w:t xml:space="preserve">Rev. 2 (26.08.2026): </w:t>
+      </w:r>
+      <w:r>
+        <w:rPr>
+          <w:rFonts w:ascii="Calibri" w:cs="Calibri" w:eastAsia="Calibri" w:hAnsi="Calibri"/>
+          <w:color w:val="555555"/>
+          <w:sz w:val="18"/>
+          <w:szCs w:val="18"/>
+        </w:rPr>
+        <w:t xml:space="preserve">Echte Kollegennamen (Julian = Wrapper, Pablo = Mediator). Julians drei Zusatz-Wrapper GEO/ENA/cBioPortal ergänzt (eigenständig, getestet, aber noch NICHT in den Mediator eingehängt). GDC-only-Schranke des Mediators verifiziert (Fremdquelle → HTTP 400).</w:t>
+      </w:r>
+    </w:p>
+    <w:p>
+      <w:pPr>
+        <w:spacing w:after="60" w:before="120"/>
       </w:pPr>
       <w:r>
         <w:rPr>
@@ -725,7 +757,7 @@
                 <w:sz w:val="18"/>
                 <w:szCs w:val="18"/>
               </w:rPr>
-              <w:t xml:space="preserve">Kollege A · Wrapper</w:t>
+              <w:t xml:space="preserve">Julian · Wrapper</w:t>
             </w:r>
           </w:p>
         </w:tc>
@@ -807,7 +839,7 @@
                 <w:sz w:val="18"/>
                 <w:szCs w:val="18"/>
               </w:rPr>
-              <w:t xml:space="preserve">Kollege B · Mediator</w:t>
+              <w:t xml:space="preserve">Pablo · Mediator</w:t>
             </w:r>
           </w:p>
         </w:tc>
@@ -1957,7 +1989,7 @@
           <w:sz w:val="18"/>
           <w:szCs w:val="18"/>
         </w:rPr>
-        <w:t xml:space="preserve">Kollege B · Mediator</w:t>
+        <w:t xml:space="preserve">Pablo · Mediator</w:t>
       </w:r>
       <w:r>
         <w:rPr>
@@ -2913,7 +2945,7 @@
           <w:szCs w:val="18"/>
         </w:rPr>
         <w:br/>
-        <w:t xml:space="preserve">   |-- 4.5 uvicorn app.main:app --port 8000 ----&gt;  [Mediator : 8000]  (Kollege B)</w:t>
+        <w:t xml:space="preserve">   |-- 4.5 uvicorn app.main:app --port 8000 ----&gt;  [Mediator : 8000]  (Pablo)</w:t>
       </w:r>
       <w:r>
         <w:rPr>
@@ -2933,7 +2965,7 @@
           <w:szCs w:val="18"/>
         </w:rPr>
         <w:br/>
-        <w:t xml:space="preserve">   |         |-- POST http://localhost:8000/transform   (-&gt; Mediator B)</w:t>
+        <w:t xml:space="preserve">   |         |-- POST http://localhost:8000/transform   (-&gt; Mediator, Pablo)</w:t>
       </w:r>
       <w:r>
         <w:rPr>
@@ -2943,7 +2975,7 @@
           <w:szCs w:val="18"/>
         </w:rPr>
         <w:br/>
-        <w:t xml:space="preserve">   |         |     |-- GDCWrapper.search('cases', ...)   (-&gt; Wrapper A -&gt; GDC-API)</w:t>
+        <w:t xml:space="preserve">   |         |     |-- GDCWrapper.search('cases', ...)   (-&gt; Wrapper Julian -&gt; GDC-API)</w:t>
       </w:r>
       <w:r>
         <w:rPr>
@@ -3060,7 +3092,7 @@
           <w:sz w:val="21"/>
           <w:szCs w:val="21"/>
         </w:rPr>
-        <w:t xml:space="preserve">, Autor B) ist das Herz der Datenaufnahme. Er kann auf </w:t>
+        <w:t xml:space="preserve">, Autor Pablo) ist das Herz der Datenaufnahme. Er kann auf </w:t>
       </w:r>
       <w:r>
         <w:rPr>
@@ -3145,7 +3177,7 @@
           <w:sz w:val="21"/>
           <w:szCs w:val="21"/>
         </w:rPr>
-        <w:t xml:space="preserve"> holt sie live von der GDC-API (Autor A).</w:t>
+        <w:t xml:space="preserve"> holt sie live von der GDC-API (Autor Julian).</w:t>
       </w:r>
     </w:p>
     <w:p>
@@ -3502,7 +3534,7 @@
           <w:bCs/>
           <w:color w:val="1F3864"/>
         </w:rPr>
-        <w:t xml:space="preserve">6.1  Kollege A — Wrapper (wrappers/gdc/)</w:t>
+        <w:t xml:space="preserve">6.1  Julian — Wrapper (wrappers/gdc/)</w:t>
       </w:r>
     </w:p>
     <w:p>
@@ -3532,7 +3564,7 @@
           <w:sz w:val="18"/>
           <w:szCs w:val="18"/>
         </w:rPr>
-        <w:t xml:space="preserve">Kollege A · Wrapper</w:t>
+        <w:t xml:space="preserve">Julian · Wrapper</w:t>
       </w:r>
       <w:r>
         <w:rPr>
@@ -3658,7 +3690,7 @@
           <w:sz w:val="18"/>
           <w:szCs w:val="18"/>
         </w:rPr>
-        <w:t xml:space="preserve">Kollege A · Wrapper</w:t>
+        <w:t xml:space="preserve">Julian · Wrapper</w:t>
       </w:r>
       <w:r>
         <w:rPr>
@@ -3757,7 +3789,7 @@
           <w:sz w:val="18"/>
           <w:szCs w:val="18"/>
         </w:rPr>
-        <w:t xml:space="preserve">Kollege A · Wrapper</w:t>
+        <w:t xml:space="preserve">Julian · Wrapper</w:t>
       </w:r>
       <w:r>
         <w:rPr>
@@ -3839,7 +3871,7 @@
           <w:sz w:val="18"/>
           <w:szCs w:val="18"/>
         </w:rPr>
-        <w:t xml:space="preserve">Kollege A · Wrapper</w:t>
+        <w:t xml:space="preserve">Julian · Wrapper</w:t>
       </w:r>
       <w:r>
         <w:rPr>
@@ -3906,7 +3938,107 @@
           <w:bCs/>
           <w:color w:val="1F3864"/>
         </w:rPr>
-        <w:t xml:space="preserve">6.2  Kollege B — Mediator (mediator/)</w:t>
+        <w:t xml:space="preserve">6.2  Julian — weitere Quell-Wrapper (GEO / ENA / cBioPortal)</w:t>
+      </w:r>
+    </w:p>
+    <w:p>
+      <w:pPr>
+        <w:spacing w:after="100" w:line="276"/>
+      </w:pPr>
+      <w:r>
+        <w:rPr>
+          <w:rFonts w:ascii="Calibri" w:cs="Calibri" w:eastAsia="Calibri" w:hAnsi="Calibri"/>
+          <w:sz w:val="21"/>
+          <w:szCs w:val="21"/>
+        </w:rPr>
+        <w:t xml:space="preserve">Neu hinzugekommen (Pablos/Julians Commit </w:t>
+      </w:r>
+      <w:r>
+        <w:rPr>
+          <w:rFonts w:ascii="Consolas" w:cs="Consolas" w:eastAsia="Consolas" w:hAnsi="Consolas"/>
+          <w:color w:val="333333"/>
+          <w:sz w:val="19"/>
+          <w:szCs w:val="19"/>
+        </w:rPr>
+        <w:t xml:space="preserve">7b5f7f0</w:t>
+      </w:r>
+      <w:r>
+        <w:rPr>
+          <w:rFonts w:ascii="Calibri" w:cs="Calibri" w:eastAsia="Calibri" w:hAnsi="Calibri"/>
+          <w:sz w:val="21"/>
+          <w:szCs w:val="21"/>
+        </w:rPr>
+        <w:t xml:space="preserve">). Diese drei Wrapper folgen exakt dem GDC-Muster (</w:t>
+      </w:r>
+      <w:r>
+        <w:rPr>
+          <w:rFonts w:ascii="Consolas" w:cs="Consolas" w:eastAsia="Consolas" w:hAnsi="Consolas"/>
+          <w:color w:val="333333"/>
+          <w:sz w:val="19"/>
+          <w:szCs w:val="19"/>
+        </w:rPr>
+        <w:t xml:space="preserve">query / search / get_schema</w:t>
+      </w:r>
+      <w:r>
+        <w:rPr>
+          <w:rFonts w:ascii="Calibri" w:cs="Calibri" w:eastAsia="Calibri" w:hAnsi="Calibri"/>
+          <w:sz w:val="21"/>
+          <w:szCs w:val="21"/>
+        </w:rPr>
+        <w:t xml:space="preserve"> + Download-/Bulk-Tier + </w:t>
+      </w:r>
+      <w:r>
+        <w:rPr>
+          <w:rFonts w:ascii="Consolas" w:cs="Consolas" w:eastAsia="Consolas" w:hAnsi="Consolas"/>
+          <w:color w:val="333333"/>
+          <w:sz w:val="19"/>
+          <w:szCs w:val="19"/>
+        </w:rPr>
+        <w:t xml:space="preserve">to_anndata</w:t>
+      </w:r>
+      <w:r>
+        <w:rPr>
+          <w:rFonts w:ascii="Calibri" w:cs="Calibri" w:eastAsia="Calibri" w:hAnsi="Calibri"/>
+          <w:sz w:val="21"/>
+          <w:szCs w:val="21"/>
+        </w:rPr>
+        <w:t xml:space="preserve">). Sie sind </w:t>
+      </w:r>
+      <w:r>
+        <w:rPr>
+          <w:rFonts w:ascii="Calibri" w:cs="Calibri" w:eastAsia="Calibri" w:hAnsi="Calibri"/>
+          <w:b/>
+          <w:bCs/>
+          <w:sz w:val="21"/>
+          <w:szCs w:val="21"/>
+        </w:rPr>
+        <w:t xml:space="preserve">eigenständig nutzbar und getestet</w:t>
+      </w:r>
+      <w:r>
+        <w:rPr>
+          <w:rFonts w:ascii="Calibri" w:cs="Calibri" w:eastAsia="Calibri" w:hAnsi="Calibri"/>
+          <w:sz w:val="21"/>
+          <w:szCs w:val="21"/>
+        </w:rPr>
+        <w:t xml:space="preserve">, aber </w:t>
+      </w:r>
+      <w:r>
+        <w:rPr>
+          <w:rFonts w:ascii="Calibri" w:cs="Calibri" w:eastAsia="Calibri" w:hAnsi="Calibri"/>
+          <w:b/>
+          <w:bCs/>
+          <w:sz w:val="21"/>
+          <w:szCs w:val="21"/>
+        </w:rPr>
+        <w:t xml:space="preserve">noch NICHT in den Mediator eingehängt</w:t>
+      </w:r>
+      <w:r>
+        <w:rPr>
+          <w:rFonts w:ascii="Calibri" w:cs="Calibri" w:eastAsia="Calibri" w:hAnsi="Calibri"/>
+          <w:sz w:val="21"/>
+          <w:szCs w:val="21"/>
+        </w:rPr>
+        <w:t xml:space="preserve"> — die Pipeline nutzt weiterhin ausschließlich GDC. Verifikation in dieser Session: alle drei importieren/instanziieren sauber und bauen korrekte API-Requests; cBioPortal wurde zusätzlich live gegen die echte API bestätigt (liefert echte Studien-Daten).</w:t>
       </w:r>
     </w:p>
     <w:p>
@@ -3920,7 +4052,7 @@
           <w:sz w:val="19"/>
           <w:szCs w:val="19"/>
         </w:rPr>
-        <w:t xml:space="preserve">mediator/app/main.py</w:t>
+        <w:t xml:space="preserve">wrappers/geo/client.py  (GEOWrapper)</w:t>
       </w:r>
     </w:p>
     <w:p>
@@ -3932,11 +4064,11 @@
           <w:rFonts w:ascii="Calibri" w:cs="Calibri" w:eastAsia="Calibri" w:hAnsi="Calibri"/>
           <w:b/>
           <w:bCs/>
-          <w:color w:val="2E7D32"/>
+          <w:color w:val="1F5C99"/>
           <w:sz w:val="18"/>
           <w:szCs w:val="18"/>
         </w:rPr>
-        <w:t xml:space="preserve">Kollege B · Mediator</w:t>
+        <w:t xml:space="preserve">Julian · Wrapper</w:t>
       </w:r>
       <w:r>
         <w:rPr>
@@ -3949,11 +4081,11 @@
           <w:rFonts w:ascii="Calibri" w:cs="Calibri" w:eastAsia="Calibri" w:hAnsi="Calibri"/>
           <w:b/>
           <w:bCs/>
-          <w:color w:val="1E7A34"/>
+          <w:color w:val="B8860B"/>
           <w:sz w:val="18"/>
           <w:szCs w:val="18"/>
         </w:rPr>
-        <w:t xml:space="preserve">  [PRODUKTIV]</w:t>
+        <w:t xml:space="preserve">  [PROTOTYP / TESTFUNKTION]</w:t>
       </w:r>
     </w:p>
     <w:p>
@@ -3967,20 +4099,109 @@
       </w:pPr>
       <w:r>
         <w:rPr>
-          <w:rFonts w:ascii="Consolas" w:cs="Consolas" w:eastAsia="Consolas" w:hAnsi="Consolas"/>
-          <w:color w:val="333333"/>
-          <w:sz w:val="19"/>
-          <w:szCs w:val="19"/>
-        </w:rPr>
-        <w:t xml:space="preserve">/health, /query, /schema/{endpoint}, /manifest, /transform, /ontology</w:t>
-      </w:r>
-      <w:r>
-        <w:rPr>
-          <w:rFonts w:ascii="Calibri" w:cs="Calibri" w:eastAsia="Calibri" w:hAnsi="Calibri"/>
-          <w:sz w:val="21"/>
-          <w:szCs w:val="21"/>
-        </w:rPr>
-        <w:t xml:space="preserve"> — vollständig funktionsfähig.</w:t>
+          <w:rFonts w:ascii="Calibri" w:cs="Calibri" w:eastAsia="Calibri" w:hAnsi="Calibri"/>
+          <w:sz w:val="21"/>
+          <w:szCs w:val="21"/>
+        </w:rPr>
+        <w:t xml:space="preserve">NCBI-E-utilities-Zugriff (Gene Expression Omnibus). </w:t>
+      </w:r>
+      <w:r>
+        <w:rPr>
+          <w:rFonts w:ascii="Consolas" w:cs="Consolas" w:eastAsia="Consolas" w:hAnsi="Consolas"/>
+          <w:color w:val="333333"/>
+          <w:sz w:val="19"/>
+          <w:szCs w:val="19"/>
+        </w:rPr>
+        <w:t xml:space="preserve">search / get_schema / query</w:t>
+      </w:r>
+      <w:r>
+        <w:rPr>
+          <w:rFonts w:ascii="Calibri" w:cs="Calibri" w:eastAsia="Calibri" w:hAnsi="Calibri"/>
+          <w:sz w:val="21"/>
+          <w:szCs w:val="21"/>
+        </w:rPr>
+        <w:t xml:space="preserve"> + </w:t>
+      </w:r>
+      <w:r>
+        <w:rPr>
+          <w:rFonts w:ascii="Consolas" w:cs="Consolas" w:eastAsia="Consolas" w:hAnsi="Consolas"/>
+          <w:color w:val="333333"/>
+          <w:sz w:val="19"/>
+          <w:szCs w:val="19"/>
+        </w:rPr>
+        <w:t xml:space="preserve">download_supplementary_files / get_ftp_link</w:t>
+      </w:r>
+      <w:r>
+        <w:rPr>
+          <w:rFonts w:ascii="Calibri" w:cs="Calibri" w:eastAsia="Calibri" w:hAnsi="Calibri"/>
+          <w:sz w:val="21"/>
+          <w:szCs w:val="21"/>
+        </w:rPr>
+        <w:t xml:space="preserve">. Smoke-Test: </w:t>
+      </w:r>
+      <w:r>
+        <w:rPr>
+          <w:rFonts w:ascii="Consolas" w:cs="Consolas" w:eastAsia="Consolas" w:hAnsi="Consolas"/>
+          <w:color w:val="333333"/>
+          <w:sz w:val="19"/>
+          <w:szCs w:val="19"/>
+        </w:rPr>
+        <w:t xml:space="preserve">wrappers/geo/scripts/check_connection.py</w:t>
+      </w:r>
+      <w:r>
+        <w:rPr>
+          <w:rFonts w:ascii="Calibri" w:cs="Calibri" w:eastAsia="Calibri" w:hAnsi="Calibri"/>
+          <w:sz w:val="21"/>
+          <w:szCs w:val="21"/>
+        </w:rPr>
+        <w:t xml:space="preserve">.</w:t>
+      </w:r>
+    </w:p>
+    <w:p>
+      <w:pPr>
+        <w:spacing w:after="20" w:before="140"/>
+      </w:pPr>
+      <w:r>
+        <w:rPr>
+          <w:rFonts w:ascii="Consolas" w:cs="Consolas" w:eastAsia="Consolas" w:hAnsi="Consolas"/>
+          <w:color w:val="333333"/>
+          <w:sz w:val="19"/>
+          <w:szCs w:val="19"/>
+        </w:rPr>
+        <w:t xml:space="preserve">wrappers/ena/client.py  (ENAWrapper)</w:t>
+      </w:r>
+    </w:p>
+    <w:p>
+      <w:pPr>
+        <w:spacing w:after="60"/>
+      </w:pPr>
+      <w:r>
+        <w:rPr>
+          <w:rFonts w:ascii="Calibri" w:cs="Calibri" w:eastAsia="Calibri" w:hAnsi="Calibri"/>
+          <w:b/>
+          <w:bCs/>
+          <w:color w:val="1F5C99"/>
+          <w:sz w:val="18"/>
+          <w:szCs w:val="18"/>
+        </w:rPr>
+        <w:t xml:space="preserve">Julian · Wrapper</w:t>
+      </w:r>
+      <w:r>
+        <w:rPr>
+          <w:rFonts w:ascii="Calibri" w:cs="Calibri" w:eastAsia="Calibri" w:hAnsi="Calibri"/>
+        </w:rPr>
+        <w:t xml:space="preserve">     </w:t>
+      </w:r>
+      <w:r>
+        <w:rPr>
+          <w:rFonts w:ascii="Calibri" w:cs="Calibri" w:eastAsia="Calibri" w:hAnsi="Calibri"/>
+          <w:b/>
+          <w:bCs/>
+          <w:color w:val="B8860B"/>
+          <w:sz w:val="18"/>
+          <w:szCs w:val="18"/>
+        </w:rPr>
+        <w:t xml:space="preserve">  [PROTOTYP / TESTFUNKTION]</w:t>
       </w:r>
     </w:p>
     <w:p>
@@ -3998,41 +4219,58 @@
           <w:sz w:val="21"/>
           <w:szCs w:val="21"/>
         </w:rPr>
-        <w:t xml:space="preserve">Hält je eine geteilte </w:t>
-      </w:r>
-      <w:r>
-        <w:rPr>
-          <w:rFonts w:ascii="Consolas" w:cs="Consolas" w:eastAsia="Consolas" w:hAnsi="Consolas"/>
-          <w:color w:val="333333"/>
-          <w:sz w:val="19"/>
-          <w:szCs w:val="19"/>
-        </w:rPr>
-        <w:t xml:space="preserve">GDCWrapper</w:t>
-      </w:r>
-      <w:r>
-        <w:rPr>
-          <w:rFonts w:ascii="Calibri" w:cs="Calibri" w:eastAsia="Calibri" w:hAnsi="Calibri"/>
-          <w:sz w:val="21"/>
-          <w:szCs w:val="21"/>
-        </w:rPr>
-        <w:t xml:space="preserve">- und </w:t>
-      </w:r>
-      <w:r>
-        <w:rPr>
-          <w:rFonts w:ascii="Consolas" w:cs="Consolas" w:eastAsia="Consolas" w:hAnsi="Consolas"/>
-          <w:color w:val="333333"/>
-          <w:sz w:val="19"/>
-          <w:szCs w:val="19"/>
-        </w:rPr>
-        <w:t xml:space="preserve">GraphStore</w:t>
-      </w:r>
-      <w:r>
-        <w:rPr>
-          <w:rFonts w:ascii="Calibri" w:cs="Calibri" w:eastAsia="Calibri" w:hAnsi="Calibri"/>
-          <w:sz w:val="21"/>
-          <w:szCs w:val="21"/>
-        </w:rPr>
-        <w:t xml:space="preserve">-Instanz (lazy).</w:t>
+        <w:t xml:space="preserve">EBI-Portal-API (European Nucleotide Archive). </w:t>
+      </w:r>
+      <w:r>
+        <w:rPr>
+          <w:rFonts w:ascii="Consolas" w:cs="Consolas" w:eastAsia="Consolas" w:hAnsi="Consolas"/>
+          <w:color w:val="333333"/>
+          <w:sz w:val="19"/>
+          <w:szCs w:val="19"/>
+        </w:rPr>
+        <w:t xml:space="preserve">search / get_schema / query</w:t>
+      </w:r>
+      <w:r>
+        <w:rPr>
+          <w:rFonts w:ascii="Calibri" w:cs="Calibri" w:eastAsia="Calibri" w:hAnsi="Calibri"/>
+          <w:sz w:val="21"/>
+          <w:szCs w:val="21"/>
+        </w:rPr>
+        <w:t xml:space="preserve"> + </w:t>
+      </w:r>
+      <w:r>
+        <w:rPr>
+          <w:rFonts w:ascii="Consolas" w:cs="Consolas" w:eastAsia="Consolas" w:hAnsi="Consolas"/>
+          <w:color w:val="333333"/>
+          <w:sz w:val="19"/>
+          <w:szCs w:val="19"/>
+        </w:rPr>
+        <w:t xml:space="preserve">download_fastq_files / get_download_links</w:t>
+      </w:r>
+      <w:r>
+        <w:rPr>
+          <w:rFonts w:ascii="Calibri" w:cs="Calibri" w:eastAsia="Calibri" w:hAnsi="Calibri"/>
+          <w:sz w:val="21"/>
+          <w:szCs w:val="21"/>
+        </w:rPr>
+        <w:t xml:space="preserve">. Smoke-Test: </w:t>
+      </w:r>
+      <w:r>
+        <w:rPr>
+          <w:rFonts w:ascii="Consolas" w:cs="Consolas" w:eastAsia="Consolas" w:hAnsi="Consolas"/>
+          <w:color w:val="333333"/>
+          <w:sz w:val="19"/>
+          <w:szCs w:val="19"/>
+        </w:rPr>
+        <w:t xml:space="preserve">wrappers/ena/scripts/check_connection.py</w:t>
+      </w:r>
+      <w:r>
+        <w:rPr>
+          <w:rFonts w:ascii="Calibri" w:cs="Calibri" w:eastAsia="Calibri" w:hAnsi="Calibri"/>
+          <w:sz w:val="21"/>
+          <w:szCs w:val="21"/>
+        </w:rPr>
+        <w:t xml:space="preserve">.</w:t>
       </w:r>
     </w:p>
     <w:p>
@@ -4046,7 +4284,7 @@
           <w:sz w:val="19"/>
           <w:szCs w:val="19"/>
         </w:rPr>
-        <w:t xml:space="preserve">mediator/app/semantic/mapping.py</w:t>
+        <w:t xml:space="preserve">wrappers/cbioportal/client.py  (CBioPortalWrapper)</w:t>
       </w:r>
     </w:p>
     <w:p>
@@ -4058,11 +4296,11 @@
           <w:rFonts w:ascii="Calibri" w:cs="Calibri" w:eastAsia="Calibri" w:hAnsi="Calibri"/>
           <w:b/>
           <w:bCs/>
-          <w:color w:val="2E7D32"/>
+          <w:color w:val="1F5C99"/>
           <w:sz w:val="18"/>
           <w:szCs w:val="18"/>
         </w:rPr>
-        <w:t xml:space="preserve">Kollege B · Mediator</w:t>
+        <w:t xml:space="preserve">Julian · Wrapper</w:t>
       </w:r>
       <w:r>
         <w:rPr>
@@ -4075,11 +4313,11 @@
           <w:rFonts w:ascii="Calibri" w:cs="Calibri" w:eastAsia="Calibri" w:hAnsi="Calibri"/>
           <w:b/>
           <w:bCs/>
-          <w:color w:val="1E7A34"/>
+          <w:color w:val="B8860B"/>
           <w:sz w:val="18"/>
           <w:szCs w:val="18"/>
         </w:rPr>
-        <w:t xml:space="preserve">  [PRODUKTIV]</w:t>
+        <w:t xml:space="preserve">  [PROTOTYP / TESTFUNKTION]</w:t>
       </w:r>
     </w:p>
     <w:p>
@@ -4098,32 +4336,77 @@
           <w:sz w:val="19"/>
           <w:szCs w:val="19"/>
         </w:rPr>
-        <w:t xml:space="preserve">cases_to_graph()</w:t>
-      </w:r>
-      <w:r>
-        <w:rPr>
-          <w:rFonts w:ascii="Calibri" w:cs="Calibri" w:eastAsia="Calibri" w:hAnsi="Calibri"/>
-          <w:sz w:val="21"/>
-          <w:szCs w:val="21"/>
-        </w:rPr>
-        <w:t xml:space="preserve"> + </w:t>
-      </w:r>
-      <w:r>
-        <w:rPr>
-          <w:rFonts w:ascii="Consolas" w:cs="Consolas" w:eastAsia="Consolas" w:hAnsi="Consolas"/>
-          <w:color w:val="333333"/>
-          <w:sz w:val="19"/>
-          <w:szCs w:val="19"/>
-        </w:rPr>
-        <w:t xml:space="preserve">serialize_with_provenance()</w:t>
-      </w:r>
-      <w:r>
-        <w:rPr>
-          <w:rFonts w:ascii="Calibri" w:cs="Calibri" w:eastAsia="Calibri" w:hAnsi="Calibri"/>
-          <w:sz w:val="21"/>
-          <w:szCs w:val="21"/>
-        </w:rPr>
-        <w:t xml:space="preserve"> — Kern-Ausschnitt case/project/demographic/diagnosis nach RDF/OWL, RDF-star für Alignment-Provenienz. Global-as-View (nur GDC).</w:t>
+        <w:t xml:space="preserve">list_studies / get_schema / list_molecular_profiles / list_sample_lists / get_clinical_data / get_molecular_data</w:t>
+      </w:r>
+      <w:r>
+        <w:rPr>
+          <w:rFonts w:ascii="Calibri" w:cs="Calibri" w:eastAsia="Calibri" w:hAnsi="Calibri"/>
+          <w:sz w:val="21"/>
+          <w:szCs w:val="21"/>
+        </w:rPr>
+        <w:t xml:space="preserve">. Live gegen www.cbioportal.org/api bestätigt. Smoke-Test: </w:t>
+      </w:r>
+      <w:r>
+        <w:rPr>
+          <w:rFonts w:ascii="Consolas" w:cs="Consolas" w:eastAsia="Consolas" w:hAnsi="Consolas"/>
+          <w:color w:val="333333"/>
+          <w:sz w:val="19"/>
+          <w:szCs w:val="19"/>
+        </w:rPr>
+        <w:t xml:space="preserve">wrappers/cbioportal/scripts/check_connection.py</w:t>
+      </w:r>
+      <w:r>
+        <w:rPr>
+          <w:rFonts w:ascii="Calibri" w:cs="Calibri" w:eastAsia="Calibri" w:hAnsi="Calibri"/>
+          <w:sz w:val="21"/>
+          <w:szCs w:val="21"/>
+        </w:rPr>
+        <w:t xml:space="preserve">.</w:t>
+      </w:r>
+    </w:p>
+    <w:p>
+      <w:pPr>
+        <w:spacing w:after="60" w:line="276"/>
+      </w:pPr>
+      <w:r>
+        <w:rPr>
+          <w:rFonts w:ascii="Calibri" w:cs="Calibri" w:eastAsia="Calibri" w:hAnsi="Calibri"/>
+          <w:sz w:val="21"/>
+          <w:szCs w:val="21"/>
+        </w:rPr>
+        <w:t xml:space="preserve">Reifegrad PROTOTYP hier im Sinne von „einsatzbereit als Bibliothek, aber noch nicht Teil der Laufkette“. Zum Anschließen an den Graph fehlen (Pablos Mediator-Bereich): eine Quelle→Wrapper-Weiche im Mediator und je ein </w:t>
+      </w:r>
+      <w:r>
+        <w:rPr>
+          <w:rFonts w:ascii="Consolas" w:cs="Consolas" w:eastAsia="Consolas" w:hAnsi="Consolas"/>
+          <w:color w:val="333333"/>
+          <w:sz w:val="19"/>
+          <w:szCs w:val="19"/>
+        </w:rPr>
+        <w:t xml:space="preserve">mapping_&lt;quelle&gt;.py</w:t>
+      </w:r>
+      <w:r>
+        <w:rPr>
+          <w:rFonts w:ascii="Calibri" w:cs="Calibri" w:eastAsia="Calibri" w:hAnsi="Calibri"/>
+          <w:sz w:val="21"/>
+          <w:szCs w:val="21"/>
+        </w:rPr>
+        <w:t xml:space="preserve"> (GaV, eine Quelle nach der anderen). Für Marcels Wissensnetz-Teil ist dafür nichts zu bauen.</w:t>
+      </w:r>
+    </w:p>
+    <w:p>
+      <w:pPr>
+        <w:pStyle w:val="Heading2"/>
+        <w:spacing w:after="80" w:before="200"/>
+      </w:pPr>
+      <w:r>
+        <w:rPr>
+          <w:rFonts w:ascii="Calibri" w:cs="Calibri" w:eastAsia="Calibri" w:hAnsi="Calibri"/>
+          <w:b/>
+          <w:bCs/>
+          <w:color w:val="1F3864"/>
+        </w:rPr>
+        <w:t xml:space="preserve">6.3  Pablo — Mediator (mediator/)</w:t>
       </w:r>
     </w:p>
     <w:p>
@@ -4137,7 +4420,7 @@
           <w:sz w:val="19"/>
           <w:szCs w:val="19"/>
         </w:rPr>
-        <w:t xml:space="preserve">mediator/app/schemas.py</w:t>
+        <w:t xml:space="preserve">mediator/app/main.py</w:t>
       </w:r>
     </w:p>
     <w:p>
@@ -4153,7 +4436,7 @@
           <w:sz w:val="18"/>
           <w:szCs w:val="18"/>
         </w:rPr>
-        <w:t xml:space="preserve">Kollege B · Mediator</w:t>
+        <w:t xml:space="preserve">Pablo · Mediator</w:t>
       </w:r>
       <w:r>
         <w:rPr>
@@ -4184,75 +4467,20 @@
       </w:pPr>
       <w:r>
         <w:rPr>
-          <w:rFonts w:ascii="Calibri" w:cs="Calibri" w:eastAsia="Calibri" w:hAnsi="Calibri"/>
-          <w:sz w:val="21"/>
-          <w:szCs w:val="21"/>
-        </w:rPr>
-        <w:t xml:space="preserve">Pydantic-Requests (</w:t>
-      </w:r>
-      <w:r>
-        <w:rPr>
-          <w:rFonts w:ascii="Consolas" w:cs="Consolas" w:eastAsia="Consolas" w:hAnsi="Consolas"/>
-          <w:color w:val="333333"/>
-          <w:sz w:val="19"/>
-          <w:szCs w:val="19"/>
-        </w:rPr>
-        <w:t xml:space="preserve">QueryRequest, ManifestRequest, TransformRequest</w:t>
-      </w:r>
-      <w:r>
-        <w:rPr>
-          <w:rFonts w:ascii="Calibri" w:cs="Calibri" w:eastAsia="Calibri" w:hAnsi="Calibri"/>
-          <w:sz w:val="21"/>
-          <w:szCs w:val="21"/>
-        </w:rPr>
-        <w:t xml:space="preserve">) — vereinfachte Parameter statt vollem GDC-filters-Schema.</w:t>
-      </w:r>
-    </w:p>
-    <w:p>
-      <w:pPr>
-        <w:spacing w:after="20" w:before="140"/>
-      </w:pPr>
-      <w:r>
-        <w:rPr>
-          <w:rFonts w:ascii="Consolas" w:cs="Consolas" w:eastAsia="Consolas" w:hAnsi="Consolas"/>
-          <w:color w:val="333333"/>
-          <w:sz w:val="19"/>
-          <w:szCs w:val="19"/>
-        </w:rPr>
-        <w:t xml:space="preserve">mediator/app/semantic/paths.py</w:t>
-      </w:r>
-    </w:p>
-    <w:p>
-      <w:pPr>
-        <w:spacing w:after="60"/>
-      </w:pPr>
-      <w:r>
-        <w:rPr>
-          <w:rFonts w:ascii="Calibri" w:cs="Calibri" w:eastAsia="Calibri" w:hAnsi="Calibri"/>
-          <w:b/>
-          <w:bCs/>
-          <w:color w:val="2E7D32"/>
-          <w:sz w:val="18"/>
-          <w:szCs w:val="18"/>
-        </w:rPr>
-        <w:t xml:space="preserve">Kollege B · Mediator</w:t>
-      </w:r>
-      <w:r>
-        <w:rPr>
-          <w:rFonts w:ascii="Calibri" w:cs="Calibri" w:eastAsia="Calibri" w:hAnsi="Calibri"/>
-        </w:rPr>
-        <w:t xml:space="preserve">     </w:t>
-      </w:r>
-      <w:r>
-        <w:rPr>
-          <w:rFonts w:ascii="Calibri" w:cs="Calibri" w:eastAsia="Calibri" w:hAnsi="Calibri"/>
-          <w:b/>
-          <w:bCs/>
-          <w:color w:val="1E7A34"/>
-          <w:sz w:val="18"/>
-          <w:szCs w:val="18"/>
-        </w:rPr>
-        <w:t xml:space="preserve">  [PRODUKTIV]</w:t>
+          <w:rFonts w:ascii="Consolas" w:cs="Consolas" w:eastAsia="Consolas" w:hAnsi="Consolas"/>
+          <w:color w:val="333333"/>
+          <w:sz w:val="19"/>
+          <w:szCs w:val="19"/>
+        </w:rPr>
+        <w:t xml:space="preserve">/health, /query, /schema/{endpoint}, /manifest, /transform, /ontology</w:t>
+      </w:r>
+      <w:r>
+        <w:rPr>
+          <w:rFonts w:ascii="Calibri" w:cs="Calibri" w:eastAsia="Calibri" w:hAnsi="Calibri"/>
+          <w:sz w:val="21"/>
+          <w:szCs w:val="21"/>
+        </w:rPr>
+        <w:t xml:space="preserve"> — vollständig funktionsfähig.</w:t>
       </w:r>
     </w:p>
     <w:p>
@@ -4270,71 +4498,41 @@
           <w:sz w:val="21"/>
           <w:szCs w:val="21"/>
         </w:rPr>
-        <w:t xml:space="preserve">Pfad-Auflösung für Ontologie/Alignment über </w:t>
-      </w:r>
-      <w:r>
-        <w:rPr>
-          <w:rFonts w:ascii="Consolas" w:cs="Consolas" w:eastAsia="Consolas" w:hAnsi="Consolas"/>
-          <w:color w:val="333333"/>
-          <w:sz w:val="19"/>
-          <w:szCs w:val="19"/>
-        </w:rPr>
-        <w:t xml:space="preserve">DATABRIDGE_ONTOLOGY_DIR</w:t>
-      </w:r>
-      <w:r>
-        <w:rPr>
-          <w:rFonts w:ascii="Calibri" w:cs="Calibri" w:eastAsia="Calibri" w:hAnsi="Calibri"/>
-          <w:sz w:val="21"/>
-          <w:szCs w:val="21"/>
-        </w:rPr>
-        <w:t xml:space="preserve"> mit lokalem Fallback.</w:t>
-      </w:r>
-    </w:p>
-    <w:p>
-      <w:pPr>
-        <w:spacing w:after="20" w:before="140"/>
-      </w:pPr>
-      <w:r>
-        <w:rPr>
-          <w:rFonts w:ascii="Consolas" w:cs="Consolas" w:eastAsia="Consolas" w:hAnsi="Consolas"/>
-          <w:color w:val="333333"/>
-          <w:sz w:val="19"/>
-          <w:szCs w:val="19"/>
-        </w:rPr>
-        <w:t xml:space="preserve">mediator/app/main.py :: anndata-/.h5ad-Konvertierung</w:t>
-      </w:r>
-    </w:p>
-    <w:p>
-      <w:pPr>
-        <w:spacing w:after="60"/>
-      </w:pPr>
-      <w:r>
-        <w:rPr>
-          <w:rFonts w:ascii="Calibri" w:cs="Calibri" w:eastAsia="Calibri" w:hAnsi="Calibri"/>
-          <w:b/>
-          <w:bCs/>
-          <w:color w:val="2E7D32"/>
-          <w:sz w:val="18"/>
-          <w:szCs w:val="18"/>
-        </w:rPr>
-        <w:t xml:space="preserve">Kollege B · Mediator</w:t>
-      </w:r>
-      <w:r>
-        <w:rPr>
-          <w:rFonts w:ascii="Calibri" w:cs="Calibri" w:eastAsia="Calibri" w:hAnsi="Calibri"/>
-        </w:rPr>
-        <w:t xml:space="preserve">     </w:t>
-      </w:r>
-      <w:r>
-        <w:rPr>
-          <w:rFonts w:ascii="Calibri" w:cs="Calibri" w:eastAsia="Calibri" w:hAnsi="Calibri"/>
-          <w:b/>
-          <w:bCs/>
-          <w:color w:val="B00020"/>
-          <w:sz w:val="18"/>
-          <w:szCs w:val="18"/>
-        </w:rPr>
-        <w:t xml:space="preserve">  [PLATZHALTER – NICHT AUSGEBAUT]</w:t>
+        <w:t xml:space="preserve">Hält je eine geteilte </w:t>
+      </w:r>
+      <w:r>
+        <w:rPr>
+          <w:rFonts w:ascii="Consolas" w:cs="Consolas" w:eastAsia="Consolas" w:hAnsi="Consolas"/>
+          <w:color w:val="333333"/>
+          <w:sz w:val="19"/>
+          <w:szCs w:val="19"/>
+        </w:rPr>
+        <w:t xml:space="preserve">GDCWrapper</w:t>
+      </w:r>
+      <w:r>
+        <w:rPr>
+          <w:rFonts w:ascii="Calibri" w:cs="Calibri" w:eastAsia="Calibri" w:hAnsi="Calibri"/>
+          <w:sz w:val="21"/>
+          <w:szCs w:val="21"/>
+        </w:rPr>
+        <w:t xml:space="preserve">- und </w:t>
+      </w:r>
+      <w:r>
+        <w:rPr>
+          <w:rFonts w:ascii="Consolas" w:cs="Consolas" w:eastAsia="Consolas" w:hAnsi="Consolas"/>
+          <w:color w:val="333333"/>
+          <w:sz w:val="19"/>
+          <w:szCs w:val="19"/>
+        </w:rPr>
+        <w:t xml:space="preserve">GraphStore</w:t>
+      </w:r>
+      <w:r>
+        <w:rPr>
+          <w:rFonts w:ascii="Calibri" w:cs="Calibri" w:eastAsia="Calibri" w:hAnsi="Calibri"/>
+          <w:sz w:val="21"/>
+          <w:szCs w:val="21"/>
+        </w:rPr>
+        <w:t xml:space="preserve">-Instanz (lazy).</w:t>
       </w:r>
     </w:p>
     <w:p>
@@ -4352,22 +4550,58 @@
           <w:sz w:val="21"/>
           <w:szCs w:val="21"/>
         </w:rPr>
-        <w:t xml:space="preserve">Im Modul-Docstring als „folgt in späteren Schritten“ angekündigt; die numerische Messmatrix-Schicht existiert noch nicht.</w:t>
-      </w:r>
-    </w:p>
-    <w:p>
-      <w:pPr>
-        <w:pStyle w:val="Heading2"/>
-        <w:spacing w:after="80" w:before="200"/>
-      </w:pPr>
-      <w:r>
-        <w:rPr>
-          <w:rFonts w:ascii="Calibri" w:cs="Calibri" w:eastAsia="Calibri" w:hAnsi="Calibri"/>
-          <w:b/>
-          <w:bCs/>
-          <w:color w:val="1F3864"/>
-        </w:rPr>
-        <w:t xml:space="preserve">6.3  Marcel — Wissensnetz-Paket (wissensnetz/src/wissensnetz/)</w:t>
+        <w:t xml:space="preserve">GDC-only-Schranke (in dieser Session verifiziert): importiert nur </w:t>
+      </w:r>
+      <w:r>
+        <w:rPr>
+          <w:rFonts w:ascii="Consolas" w:cs="Consolas" w:eastAsia="Consolas" w:hAnsi="Consolas"/>
+          <w:color w:val="333333"/>
+          <w:sz w:val="19"/>
+          <w:szCs w:val="19"/>
+        </w:rPr>
+        <w:t xml:space="preserve">gdc</w:t>
+      </w:r>
+      <w:r>
+        <w:rPr>
+          <w:rFonts w:ascii="Calibri" w:cs="Calibri" w:eastAsia="Calibri" w:hAnsi="Calibri"/>
+          <w:sz w:val="21"/>
+          <w:szCs w:val="21"/>
+        </w:rPr>
+        <w:t xml:space="preserve">; </w:t>
+      </w:r>
+      <w:r>
+        <w:rPr>
+          <w:rFonts w:ascii="Consolas" w:cs="Consolas" w:eastAsia="Consolas" w:hAnsi="Consolas"/>
+          <w:color w:val="333333"/>
+          <w:sz w:val="19"/>
+          <w:szCs w:val="19"/>
+        </w:rPr>
+        <w:t xml:space="preserve">/transform</w:t>
+      </w:r>
+      <w:r>
+        <w:rPr>
+          <w:rFonts w:ascii="Calibri" w:cs="Calibri" w:eastAsia="Calibri" w:hAnsi="Calibri"/>
+          <w:sz w:val="21"/>
+          <w:szCs w:val="21"/>
+        </w:rPr>
+        <w:t xml:space="preserve"> lehnt jede andere Quelle vor jedem Netzwerkaufruf ab — </w:t>
+      </w:r>
+      <w:r>
+        <w:rPr>
+          <w:rFonts w:ascii="Consolas" w:cs="Consolas" w:eastAsia="Consolas" w:hAnsi="Consolas"/>
+          <w:color w:val="333333"/>
+          <w:sz w:val="19"/>
+          <w:szCs w:val="19"/>
+        </w:rPr>
+        <w:t xml:space="preserve">source != "gdc" → HTTP 400 „Unbekannte Quelle … (aktuell nur 'gdc')"</w:t>
+      </w:r>
+      <w:r>
+        <w:rPr>
+          <w:rFonts w:ascii="Calibri" w:cs="Calibri" w:eastAsia="Calibri" w:hAnsi="Calibri"/>
+          <w:sz w:val="21"/>
+          <w:szCs w:val="21"/>
+        </w:rPr>
+        <w:t xml:space="preserve">. GEO/ENA/cBioPortal sind bewusst noch nicht angeschlossen.</w:t>
       </w:r>
     </w:p>
     <w:p>
@@ -4381,7 +4615,7 @@
           <w:sz w:val="19"/>
           <w:szCs w:val="19"/>
         </w:rPr>
-        <w:t xml:space="preserve">config.py</w:t>
+        <w:t xml:space="preserve">mediator/app/semantic/mapping.py</w:t>
       </w:r>
     </w:p>
     <w:p>
@@ -4393,11 +4627,11 @@
           <w:rFonts w:ascii="Calibri" w:cs="Calibri" w:eastAsia="Calibri" w:hAnsi="Calibri"/>
           <w:b/>
           <w:bCs/>
-          <w:color w:val="B5651D"/>
+          <w:color w:val="2E7D32"/>
           <w:sz w:val="18"/>
           <w:szCs w:val="18"/>
         </w:rPr>
-        <w:t xml:space="preserve">Marcel · Wissensnetz</w:t>
+        <w:t xml:space="preserve">Pablo · Mediator</w:t>
       </w:r>
       <w:r>
         <w:rPr>
@@ -4428,28 +4662,37 @@
       </w:pPr>
       <w:r>
         <w:rPr>
-          <w:rFonts w:ascii="Calibri" w:cs="Calibri" w:eastAsia="Calibri" w:hAnsi="Calibri"/>
-          <w:sz w:val="21"/>
-          <w:szCs w:val="21"/>
-        </w:rPr>
-        <w:t xml:space="preserve">Fuseki-Settings + Namespaces + wiederverwendbarer </w:t>
-      </w:r>
-      <w:r>
-        <w:rPr>
-          <w:rFonts w:ascii="Consolas" w:cs="Consolas" w:eastAsia="Consolas" w:hAnsi="Consolas"/>
-          <w:color w:val="333333"/>
-          <w:sz w:val="19"/>
-          <w:szCs w:val="19"/>
-        </w:rPr>
-        <w:t xml:space="preserve">PREFIXES</w:t>
-      </w:r>
-      <w:r>
-        <w:rPr>
-          <w:rFonts w:ascii="Calibri" w:cs="Calibri" w:eastAsia="Calibri" w:hAnsi="Calibri"/>
-          <w:sz w:val="21"/>
-          <w:szCs w:val="21"/>
-        </w:rPr>
-        <w:t xml:space="preserve">-Block; alles aus ENV.</w:t>
+          <w:rFonts w:ascii="Consolas" w:cs="Consolas" w:eastAsia="Consolas" w:hAnsi="Consolas"/>
+          <w:color w:val="333333"/>
+          <w:sz w:val="19"/>
+          <w:szCs w:val="19"/>
+        </w:rPr>
+        <w:t xml:space="preserve">cases_to_graph()</w:t>
+      </w:r>
+      <w:r>
+        <w:rPr>
+          <w:rFonts w:ascii="Calibri" w:cs="Calibri" w:eastAsia="Calibri" w:hAnsi="Calibri"/>
+          <w:sz w:val="21"/>
+          <w:szCs w:val="21"/>
+        </w:rPr>
+        <w:t xml:space="preserve"> + </w:t>
+      </w:r>
+      <w:r>
+        <w:rPr>
+          <w:rFonts w:ascii="Consolas" w:cs="Consolas" w:eastAsia="Consolas" w:hAnsi="Consolas"/>
+          <w:color w:val="333333"/>
+          <w:sz w:val="19"/>
+          <w:szCs w:val="19"/>
+        </w:rPr>
+        <w:t xml:space="preserve">serialize_with_provenance()</w:t>
+      </w:r>
+      <w:r>
+        <w:rPr>
+          <w:rFonts w:ascii="Calibri" w:cs="Calibri" w:eastAsia="Calibri" w:hAnsi="Calibri"/>
+          <w:sz w:val="21"/>
+          <w:szCs w:val="21"/>
+        </w:rPr>
+        <w:t xml:space="preserve"> — Kern-Ausschnitt case/project/demographic/diagnosis nach RDF/OWL, RDF-star für Alignment-Provenienz. Global-as-View (nur GDC).</w:t>
       </w:r>
     </w:p>
     <w:p>
@@ -4463,7 +4706,7 @@
           <w:sz w:val="19"/>
           <w:szCs w:val="19"/>
         </w:rPr>
-        <w:t xml:space="preserve">graphstore.py</w:t>
+        <w:t xml:space="preserve">mediator/app/schemas.py</w:t>
       </w:r>
     </w:p>
     <w:p>
@@ -4475,11 +4718,11 @@
           <w:rFonts w:ascii="Calibri" w:cs="Calibri" w:eastAsia="Calibri" w:hAnsi="Calibri"/>
           <w:b/>
           <w:bCs/>
-          <w:color w:val="B5651D"/>
+          <w:color w:val="2E7D32"/>
           <w:sz w:val="18"/>
           <w:szCs w:val="18"/>
         </w:rPr>
-        <w:t xml:space="preserve">Marcel · Wissensnetz</w:t>
+        <w:t xml:space="preserve">Pablo · Mediator</w:t>
       </w:r>
       <w:r>
         <w:rPr>
@@ -4510,38 +4753,28 @@
       </w:pPr>
       <w:r>
         <w:rPr>
-          <w:rFonts w:ascii="Consolas" w:cs="Consolas" w:eastAsia="Consolas" w:hAnsi="Consolas"/>
-          <w:color w:val="333333"/>
-          <w:sz w:val="19"/>
-          <w:szCs w:val="19"/>
-        </w:rPr>
-        <w:t xml:space="preserve">load_turtle / query / ask / update</w:t>
-      </w:r>
-      <w:r>
-        <w:rPr>
-          <w:rFonts w:ascii="Calibri" w:cs="Calibri" w:eastAsia="Calibri" w:hAnsi="Calibri"/>
-          <w:sz w:val="21"/>
-          <w:szCs w:val="21"/>
-        </w:rPr>
-        <w:t xml:space="preserve"> + Dataset-Verwaltung. Turtle wird </w:t>
-      </w:r>
-      <w:r>
-        <w:rPr>
-          <w:rFonts w:ascii="Calibri" w:cs="Calibri" w:eastAsia="Calibri" w:hAnsi="Calibri"/>
-          <w:b/>
-          <w:bCs/>
-          <w:sz w:val="21"/>
-          <w:szCs w:val="21"/>
-        </w:rPr>
-        <w:t xml:space="preserve">roh</w:t>
-      </w:r>
-      <w:r>
-        <w:rPr>
-          <w:rFonts w:ascii="Calibri" w:cs="Calibri" w:eastAsia="Calibri" w:hAnsi="Calibri"/>
-          <w:sz w:val="21"/>
-          <w:szCs w:val="21"/>
-        </w:rPr>
-        <w:t xml:space="preserve"> gesendet (kein rdflib-Roundtrip), damit RDF-star erhalten bleibt.</w:t>
+          <w:rFonts w:ascii="Calibri" w:cs="Calibri" w:eastAsia="Calibri" w:hAnsi="Calibri"/>
+          <w:sz w:val="21"/>
+          <w:szCs w:val="21"/>
+        </w:rPr>
+        <w:t xml:space="preserve">Pydantic-Requests (</w:t>
+      </w:r>
+      <w:r>
+        <w:rPr>
+          <w:rFonts w:ascii="Consolas" w:cs="Consolas" w:eastAsia="Consolas" w:hAnsi="Consolas"/>
+          <w:color w:val="333333"/>
+          <w:sz w:val="19"/>
+          <w:szCs w:val="19"/>
+        </w:rPr>
+        <w:t xml:space="preserve">QueryRequest, ManifestRequest, TransformRequest</w:t>
+      </w:r>
+      <w:r>
+        <w:rPr>
+          <w:rFonts w:ascii="Calibri" w:cs="Calibri" w:eastAsia="Calibri" w:hAnsi="Calibri"/>
+          <w:sz w:val="21"/>
+          <w:szCs w:val="21"/>
+        </w:rPr>
+        <w:t xml:space="preserve">) — vereinfachte Parameter statt vollem GDC-filters-Schema.</w:t>
       </w:r>
     </w:p>
     <w:p>
@@ -4555,7 +4788,7 @@
           <w:sz w:val="19"/>
           <w:szCs w:val="19"/>
         </w:rPr>
-        <w:t xml:space="preserve">init.py</w:t>
+        <w:t xml:space="preserve">mediator/app/semantic/paths.py</w:t>
       </w:r>
     </w:p>
     <w:p>
@@ -4567,11 +4800,11 @@
           <w:rFonts w:ascii="Calibri" w:cs="Calibri" w:eastAsia="Calibri" w:hAnsi="Calibri"/>
           <w:b/>
           <w:bCs/>
-          <w:color w:val="B5651D"/>
+          <w:color w:val="2E7D32"/>
           <w:sz w:val="18"/>
           <w:szCs w:val="18"/>
         </w:rPr>
-        <w:t xml:space="preserve">Marcel · Wissensnetz</w:t>
+        <w:t xml:space="preserve">Pablo · Mediator</w:t>
       </w:r>
       <w:r>
         <w:rPr>
@@ -4602,20 +4835,28 @@
       </w:pPr>
       <w:r>
         <w:rPr>
-          <w:rFonts w:ascii="Consolas" w:cs="Consolas" w:eastAsia="Consolas" w:hAnsi="Consolas"/>
-          <w:color w:val="333333"/>
-          <w:sz w:val="19"/>
-          <w:szCs w:val="19"/>
-        </w:rPr>
-        <w:t xml:space="preserve">initialize()</w:t>
-      </w:r>
-      <w:r>
-        <w:rPr>
-          <w:rFonts w:ascii="Calibri" w:cs="Calibri" w:eastAsia="Calibri" w:hAnsi="Calibri"/>
-          <w:sz w:val="21"/>
-          <w:szCs w:val="21"/>
-        </w:rPr>
-        <w:t xml:space="preserve"> — Dataset sicherstellen + TBox + Rückkanal-Vokabular idempotent laden.</w:t>
+          <w:rFonts w:ascii="Calibri" w:cs="Calibri" w:eastAsia="Calibri" w:hAnsi="Calibri"/>
+          <w:sz w:val="21"/>
+          <w:szCs w:val="21"/>
+        </w:rPr>
+        <w:t xml:space="preserve">Pfad-Auflösung für Ontologie/Alignment über </w:t>
+      </w:r>
+      <w:r>
+        <w:rPr>
+          <w:rFonts w:ascii="Consolas" w:cs="Consolas" w:eastAsia="Consolas" w:hAnsi="Consolas"/>
+          <w:color w:val="333333"/>
+          <w:sz w:val="19"/>
+          <w:szCs w:val="19"/>
+        </w:rPr>
+        <w:t xml:space="preserve">DATABRIDGE_ONTOLOGY_DIR</w:t>
+      </w:r>
+      <w:r>
+        <w:rPr>
+          <w:rFonts w:ascii="Calibri" w:cs="Calibri" w:eastAsia="Calibri" w:hAnsi="Calibri"/>
+          <w:sz w:val="21"/>
+          <w:szCs w:val="21"/>
+        </w:rPr>
+        <w:t xml:space="preserve"> mit lokalem Fallback.</w:t>
       </w:r>
     </w:p>
     <w:p>
@@ -4629,7 +4870,7 @@
           <w:sz w:val="19"/>
           <w:szCs w:val="19"/>
         </w:rPr>
-        <w:t xml:space="preserve">enrichment.py  (Aufgabe 3, ② Lesen)</w:t>
+        <w:t xml:space="preserve">mediator/app/main.py :: anndata-/.h5ad-Konvertierung</w:t>
       </w:r>
     </w:p>
     <w:p>
@@ -4641,11 +4882,11 @@
           <w:rFonts w:ascii="Calibri" w:cs="Calibri" w:eastAsia="Calibri" w:hAnsi="Calibri"/>
           <w:b/>
           <w:bCs/>
-          <w:color w:val="B5651D"/>
+          <w:color w:val="2E7D32"/>
           <w:sz w:val="18"/>
           <w:szCs w:val="18"/>
         </w:rPr>
-        <w:t xml:space="preserve">Marcel · Wissensnetz</w:t>
+        <w:t xml:space="preserve">Pablo · Mediator</w:t>
       </w:r>
       <w:r>
         <w:rPr>
@@ -4658,11 +4899,11 @@
           <w:rFonts w:ascii="Calibri" w:cs="Calibri" w:eastAsia="Calibri" w:hAnsi="Calibri"/>
           <w:b/>
           <w:bCs/>
-          <w:color w:val="1E7A34"/>
+          <w:color w:val="B00020"/>
           <w:sz w:val="18"/>
           <w:szCs w:val="18"/>
         </w:rPr>
-        <w:t xml:space="preserve">  [PRODUKTIV]</w:t>
+        <w:t xml:space="preserve">  [PLATZHALTER – NICHT AUSGEBAUT]</w:t>
       </w:r>
     </w:p>
     <w:p>
@@ -4676,37 +4917,73 @@
       </w:pPr>
       <w:r>
         <w:rPr>
-          <w:rFonts w:ascii="Consolas" w:cs="Consolas" w:eastAsia="Consolas" w:hAnsi="Consolas"/>
-          <w:color w:val="333333"/>
-          <w:sz w:val="19"/>
-          <w:szCs w:val="19"/>
-        </w:rPr>
-        <w:t xml:space="preserve">subclasses/superclasses</w:t>
-      </w:r>
-      <w:r>
-        <w:rPr>
-          <w:rFonts w:ascii="Calibri" w:cs="Calibri" w:eastAsia="Calibri" w:hAnsi="Calibri"/>
-          <w:sz w:val="21"/>
-          <w:szCs w:val="21"/>
-        </w:rPr>
-        <w:t xml:space="preserve"> (rdfs:subClassOf*), </w:t>
-      </w:r>
-      <w:r>
-        <w:rPr>
-          <w:rFonts w:ascii="Consolas" w:cs="Consolas" w:eastAsia="Consolas" w:hAnsi="Consolas"/>
-          <w:color w:val="333333"/>
-          <w:sz w:val="19"/>
-          <w:szCs w:val="19"/>
-        </w:rPr>
-        <w:t xml:space="preserve">case_context/diagnosis_context</w:t>
-      </w:r>
-      <w:r>
-        <w:rPr>
-          <w:rFonts w:ascii="Calibri" w:cs="Calibri" w:eastAsia="Calibri" w:hAnsi="Calibri"/>
-          <w:sz w:val="21"/>
-          <w:szCs w:val="21"/>
-        </w:rPr>
-        <w:t xml:space="preserve"> — reine Lesefunktionen.</w:t>
+          <w:rFonts w:ascii="Calibri" w:cs="Calibri" w:eastAsia="Calibri" w:hAnsi="Calibri"/>
+          <w:sz w:val="21"/>
+          <w:szCs w:val="21"/>
+        </w:rPr>
+        <w:t xml:space="preserve">Im Modul-Docstring als „folgt in späteren Schritten“ angekündigt; die numerische Messmatrix-Schicht existiert noch nicht.</w:t>
+      </w:r>
+    </w:p>
+    <w:p>
+      <w:pPr>
+        <w:pStyle w:val="Heading2"/>
+        <w:spacing w:after="80" w:before="200"/>
+      </w:pPr>
+      <w:r>
+        <w:rPr>
+          <w:rFonts w:ascii="Calibri" w:cs="Calibri" w:eastAsia="Calibri" w:hAnsi="Calibri"/>
+          <w:b/>
+          <w:bCs/>
+          <w:color w:val="1F3864"/>
+        </w:rPr>
+        <w:t xml:space="preserve">6.4  Marcel — Wissensnetz-Paket (wissensnetz/src/wissensnetz/)</w:t>
+      </w:r>
+    </w:p>
+    <w:p>
+      <w:pPr>
+        <w:spacing w:after="20" w:before="140"/>
+      </w:pPr>
+      <w:r>
+        <w:rPr>
+          <w:rFonts w:ascii="Consolas" w:cs="Consolas" w:eastAsia="Consolas" w:hAnsi="Consolas"/>
+          <w:color w:val="333333"/>
+          <w:sz w:val="19"/>
+          <w:szCs w:val="19"/>
+        </w:rPr>
+        <w:t xml:space="preserve">config.py</w:t>
+      </w:r>
+    </w:p>
+    <w:p>
+      <w:pPr>
+        <w:spacing w:after="60"/>
+      </w:pPr>
+      <w:r>
+        <w:rPr>
+          <w:rFonts w:ascii="Calibri" w:cs="Calibri" w:eastAsia="Calibri" w:hAnsi="Calibri"/>
+          <w:b/>
+          <w:bCs/>
+          <w:color w:val="B5651D"/>
+          <w:sz w:val="18"/>
+          <w:szCs w:val="18"/>
+        </w:rPr>
+        <w:t xml:space="preserve">Marcel · Wissensnetz</w:t>
+      </w:r>
+      <w:r>
+        <w:rPr>
+          <w:rFonts w:ascii="Calibri" w:cs="Calibri" w:eastAsia="Calibri" w:hAnsi="Calibri"/>
+        </w:rPr>
+        <w:t xml:space="preserve">     </w:t>
+      </w:r>
+      <w:r>
+        <w:rPr>
+          <w:rFonts w:ascii="Calibri" w:cs="Calibri" w:eastAsia="Calibri" w:hAnsi="Calibri"/>
+          <w:b/>
+          <w:bCs/>
+          <w:color w:val="1E7A34"/>
+          <w:sz w:val="18"/>
+          <w:szCs w:val="18"/>
+        </w:rPr>
+        <w:t xml:space="preserve">  [PRODUKTIV]</w:t>
       </w:r>
     </w:p>
     <w:p>
@@ -4724,25 +5001,24 @@
           <w:sz w:val="21"/>
           <w:szCs w:val="21"/>
         </w:rPr>
-        <w:t xml:space="preserve">Achtung: Der Modul-Docstring sagt noch „Alignment-Tabelle ist derzeit leer“. Das ist </w:t>
-      </w:r>
-      <w:r>
-        <w:rPr>
-          <w:rFonts w:ascii="Calibri" w:cs="Calibri" w:eastAsia="Calibri" w:hAnsi="Calibri"/>
-          <w:b/>
-          <w:bCs/>
-          <w:sz w:val="21"/>
-          <w:szCs w:val="21"/>
-        </w:rPr>
-        <w:t xml:space="preserve">veraltet</w:t>
-      </w:r>
-      <w:r>
-        <w:rPr>
-          <w:rFonts w:ascii="Calibri" w:cs="Calibri" w:eastAsia="Calibri" w:hAnsi="Calibri"/>
-          <w:sz w:val="21"/>
-          <w:szCs w:val="21"/>
-        </w:rPr>
-        <w:t xml:space="preserve"> — die Tabelle enthält inzwischen verifizierte NCIt-Einträge (C4194, C7950, C7688).</w:t>
+        <w:t xml:space="preserve">Fuseki-Settings + Namespaces + wiederverwendbarer </w:t>
+      </w:r>
+      <w:r>
+        <w:rPr>
+          <w:rFonts w:ascii="Consolas" w:cs="Consolas" w:eastAsia="Consolas" w:hAnsi="Consolas"/>
+          <w:color w:val="333333"/>
+          <w:sz w:val="19"/>
+          <w:szCs w:val="19"/>
+        </w:rPr>
+        <w:t xml:space="preserve">PREFIXES</w:t>
+      </w:r>
+      <w:r>
+        <w:rPr>
+          <w:rFonts w:ascii="Calibri" w:cs="Calibri" w:eastAsia="Calibri" w:hAnsi="Calibri"/>
+          <w:sz w:val="21"/>
+          <w:szCs w:val="21"/>
+        </w:rPr>
+        <w:t xml:space="preserve">-Block; alles aus ENV.</w:t>
       </w:r>
     </w:p>
     <w:p>
@@ -4756,7 +5032,7 @@
           <w:sz w:val="19"/>
           <w:szCs w:val="19"/>
         </w:rPr>
-        <w:t xml:space="preserve">feedback.py  (Aufgabe 4, ③ Schreiben)</w:t>
+        <w:t xml:space="preserve">graphstore.py</w:t>
       </w:r>
     </w:p>
     <w:p>
@@ -4808,49 +5084,33 @@
           <w:sz w:val="19"/>
           <w:szCs w:val="19"/>
         </w:rPr>
-        <w:t xml:space="preserve">SelectionEvent/Hypothesis</w:t>
-      </w:r>
-      <w:r>
-        <w:rPr>
-          <w:rFonts w:ascii="Calibri" w:cs="Calibri" w:eastAsia="Calibri" w:hAnsi="Calibri"/>
-          <w:sz w:val="21"/>
-          <w:szCs w:val="21"/>
-        </w:rPr>
-        <w:t xml:space="preserve">, </w:t>
-      </w:r>
-      <w:r>
-        <w:rPr>
-          <w:rFonts w:ascii="Consolas" w:cs="Consolas" w:eastAsia="Consolas" w:hAnsi="Consolas"/>
-          <w:color w:val="333333"/>
-          <w:sz w:val="19"/>
-          <w:szCs w:val="19"/>
-        </w:rPr>
-        <w:t xml:space="preserve">selection_to_sparql</w:t>
-      </w:r>
-      <w:r>
-        <w:rPr>
-          <w:rFonts w:ascii="Calibri" w:cs="Calibri" w:eastAsia="Calibri" w:hAnsi="Calibri"/>
-          <w:sz w:val="21"/>
-          <w:szCs w:val="21"/>
-        </w:rPr>
-        <w:t xml:space="preserve"> (SPARQL-star INSERT), </w:t>
-      </w:r>
-      <w:r>
-        <w:rPr>
-          <w:rFonts w:ascii="Consolas" w:cs="Consolas" w:eastAsia="Consolas" w:hAnsi="Consolas"/>
-          <w:color w:val="333333"/>
-          <w:sz w:val="19"/>
-          <w:szCs w:val="19"/>
-        </w:rPr>
-        <w:t xml:space="preserve">write_feedback/list_findings/reclassifications</w:t>
-      </w:r>
-      <w:r>
-        <w:rPr>
-          <w:rFonts w:ascii="Calibri" w:cs="Calibri" w:eastAsia="Calibri" w:hAnsi="Calibri"/>
-          <w:sz w:val="21"/>
-          <w:szCs w:val="21"/>
-        </w:rPr>
-        <w:t xml:space="preserve"> — Named Graph pro Nutzer.</w:t>
+        <w:t xml:space="preserve">load_turtle / query / ask / update</w:t>
+      </w:r>
+      <w:r>
+        <w:rPr>
+          <w:rFonts w:ascii="Calibri" w:cs="Calibri" w:eastAsia="Calibri" w:hAnsi="Calibri"/>
+          <w:sz w:val="21"/>
+          <w:szCs w:val="21"/>
+        </w:rPr>
+        <w:t xml:space="preserve"> + Dataset-Verwaltung. Turtle wird </w:t>
+      </w:r>
+      <w:r>
+        <w:rPr>
+          <w:rFonts w:ascii="Calibri" w:cs="Calibri" w:eastAsia="Calibri" w:hAnsi="Calibri"/>
+          <w:b/>
+          <w:bCs/>
+          <w:sz w:val="21"/>
+          <w:szCs w:val="21"/>
+        </w:rPr>
+        <w:t xml:space="preserve">roh</w:t>
+      </w:r>
+      <w:r>
+        <w:rPr>
+          <w:rFonts w:ascii="Calibri" w:cs="Calibri" w:eastAsia="Calibri" w:hAnsi="Calibri"/>
+          <w:sz w:val="21"/>
+          <w:szCs w:val="21"/>
+        </w:rPr>
+        <w:t xml:space="preserve"> gesendet (kein rdflib-Roundtrip), damit RDF-star erhalten bleibt.</w:t>
       </w:r>
     </w:p>
     <w:p>
@@ -4864,7 +5124,7 @@
           <w:sz w:val="19"/>
           <w:szCs w:val="19"/>
         </w:rPr>
-        <w:t xml:space="preserve">cli.py</w:t>
+        <w:t xml:space="preserve">init.py</w:t>
       </w:r>
     </w:p>
     <w:p>
@@ -4911,28 +5171,20 @@
       </w:pPr>
       <w:r>
         <w:rPr>
-          <w:rFonts w:ascii="Calibri" w:cs="Calibri" w:eastAsia="Calibri" w:hAnsi="Calibri"/>
-          <w:sz w:val="21"/>
-          <w:szCs w:val="21"/>
-        </w:rPr>
-        <w:t xml:space="preserve">CLI </w:t>
-      </w:r>
-      <w:r>
-        <w:rPr>
-          <w:rFonts w:ascii="Consolas" w:cs="Consolas" w:eastAsia="Consolas" w:hAnsi="Consolas"/>
-          <w:color w:val="333333"/>
-          <w:sz w:val="19"/>
-          <w:szCs w:val="19"/>
-        </w:rPr>
-        <w:t xml:space="preserve">wissensnetz status|init|load|query|hierarchy|context|feedback|findings</w:t>
-      </w:r>
-      <w:r>
-        <w:rPr>
-          <w:rFonts w:ascii="Calibri" w:cs="Calibri" w:eastAsia="Calibri" w:hAnsi="Calibri"/>
-          <w:sz w:val="21"/>
-          <w:szCs w:val="21"/>
-        </w:rPr>
-        <w:t xml:space="preserve">.</w:t>
+          <w:rFonts w:ascii="Consolas" w:cs="Consolas" w:eastAsia="Consolas" w:hAnsi="Consolas"/>
+          <w:color w:val="333333"/>
+          <w:sz w:val="19"/>
+          <w:szCs w:val="19"/>
+        </w:rPr>
+        <w:t xml:space="preserve">initialize()</w:t>
+      </w:r>
+      <w:r>
+        <w:rPr>
+          <w:rFonts w:ascii="Calibri" w:cs="Calibri" w:eastAsia="Calibri" w:hAnsi="Calibri"/>
+          <w:sz w:val="21"/>
+          <w:szCs w:val="21"/>
+        </w:rPr>
+        <w:t xml:space="preserve"> — Dataset sicherstellen + TBox + Rückkanal-Vokabular idempotent laden.</w:t>
       </w:r>
     </w:p>
     <w:p>
@@ -4946,7 +5198,7 @@
           <w:sz w:val="19"/>
           <w:szCs w:val="19"/>
         </w:rPr>
-        <w:t xml:space="preserve">ontology/alignment/ncit_primary_diagnosis.json</w:t>
+        <w:t xml:space="preserve">enrichment.py  (Aufgabe 3, ② Lesen)</w:t>
       </w:r>
     </w:p>
     <w:p>
@@ -4975,11 +5227,11 @@
           <w:rFonts w:ascii="Calibri" w:cs="Calibri" w:eastAsia="Calibri" w:hAnsi="Calibri"/>
           <w:b/>
           <w:bCs/>
-          <w:color w:val="B8860B"/>
+          <w:color w:val="1E7A34"/>
           <w:sz w:val="18"/>
           <w:szCs w:val="18"/>
         </w:rPr>
-        <w:t xml:space="preserve">  [PROTOTYP / TESTFUNKTION]</w:t>
+        <w:t xml:space="preserve">  [PRODUKTIV]</w:t>
       </w:r>
     </w:p>
     <w:p>
@@ -4993,6 +5245,323 @@
       </w:pPr>
       <w:r>
         <w:rPr>
+          <w:rFonts w:ascii="Consolas" w:cs="Consolas" w:eastAsia="Consolas" w:hAnsi="Consolas"/>
+          <w:color w:val="333333"/>
+          <w:sz w:val="19"/>
+          <w:szCs w:val="19"/>
+        </w:rPr>
+        <w:t xml:space="preserve">subclasses/superclasses</w:t>
+      </w:r>
+      <w:r>
+        <w:rPr>
+          <w:rFonts w:ascii="Calibri" w:cs="Calibri" w:eastAsia="Calibri" w:hAnsi="Calibri"/>
+          <w:sz w:val="21"/>
+          <w:szCs w:val="21"/>
+        </w:rPr>
+        <w:t xml:space="preserve"> (rdfs:subClassOf*), </w:t>
+      </w:r>
+      <w:r>
+        <w:rPr>
+          <w:rFonts w:ascii="Consolas" w:cs="Consolas" w:eastAsia="Consolas" w:hAnsi="Consolas"/>
+          <w:color w:val="333333"/>
+          <w:sz w:val="19"/>
+          <w:szCs w:val="19"/>
+        </w:rPr>
+        <w:t xml:space="preserve">case_context/diagnosis_context</w:t>
+      </w:r>
+      <w:r>
+        <w:rPr>
+          <w:rFonts w:ascii="Calibri" w:cs="Calibri" w:eastAsia="Calibri" w:hAnsi="Calibri"/>
+          <w:sz w:val="21"/>
+          <w:szCs w:val="21"/>
+        </w:rPr>
+        <w:t xml:space="preserve"> — reine Lesefunktionen.</w:t>
+      </w:r>
+    </w:p>
+    <w:p>
+      <w:pPr>
+        <w:pStyle w:val="ListParagraph"/>
+        <w:numPr>
+          <w:ilvl w:val="0"/>
+          <w:numId w:val="1"/>
+        </w:numPr>
+        <w:spacing w:after="60" w:line="264"/>
+      </w:pPr>
+      <w:r>
+        <w:rPr>
+          <w:rFonts w:ascii="Calibri" w:cs="Calibri" w:eastAsia="Calibri" w:hAnsi="Calibri"/>
+          <w:sz w:val="21"/>
+          <w:szCs w:val="21"/>
+        </w:rPr>
+        <w:t xml:space="preserve">Achtung: Der Modul-Docstring sagt noch „Alignment-Tabelle ist derzeit leer“. Das ist </w:t>
+      </w:r>
+      <w:r>
+        <w:rPr>
+          <w:rFonts w:ascii="Calibri" w:cs="Calibri" w:eastAsia="Calibri" w:hAnsi="Calibri"/>
+          <w:b/>
+          <w:bCs/>
+          <w:sz w:val="21"/>
+          <w:szCs w:val="21"/>
+        </w:rPr>
+        <w:t xml:space="preserve">veraltet</w:t>
+      </w:r>
+      <w:r>
+        <w:rPr>
+          <w:rFonts w:ascii="Calibri" w:cs="Calibri" w:eastAsia="Calibri" w:hAnsi="Calibri"/>
+          <w:sz w:val="21"/>
+          <w:szCs w:val="21"/>
+        </w:rPr>
+        <w:t xml:space="preserve"> — die Tabelle enthält inzwischen verifizierte NCIt-Einträge (C4194, C7950, C7688).</w:t>
+      </w:r>
+    </w:p>
+    <w:p>
+      <w:pPr>
+        <w:spacing w:after="20" w:before="140"/>
+      </w:pPr>
+      <w:r>
+        <w:rPr>
+          <w:rFonts w:ascii="Consolas" w:cs="Consolas" w:eastAsia="Consolas" w:hAnsi="Consolas"/>
+          <w:color w:val="333333"/>
+          <w:sz w:val="19"/>
+          <w:szCs w:val="19"/>
+        </w:rPr>
+        <w:t xml:space="preserve">feedback.py  (Aufgabe 4, ③ Schreiben)</w:t>
+      </w:r>
+    </w:p>
+    <w:p>
+      <w:pPr>
+        <w:spacing w:after="60"/>
+      </w:pPr>
+      <w:r>
+        <w:rPr>
+          <w:rFonts w:ascii="Calibri" w:cs="Calibri" w:eastAsia="Calibri" w:hAnsi="Calibri"/>
+          <w:b/>
+          <w:bCs/>
+          <w:color w:val="B5651D"/>
+          <w:sz w:val="18"/>
+          <w:szCs w:val="18"/>
+        </w:rPr>
+        <w:t xml:space="preserve">Marcel · Wissensnetz</w:t>
+      </w:r>
+      <w:r>
+        <w:rPr>
+          <w:rFonts w:ascii="Calibri" w:cs="Calibri" w:eastAsia="Calibri" w:hAnsi="Calibri"/>
+        </w:rPr>
+        <w:t xml:space="preserve">     </w:t>
+      </w:r>
+      <w:r>
+        <w:rPr>
+          <w:rFonts w:ascii="Calibri" w:cs="Calibri" w:eastAsia="Calibri" w:hAnsi="Calibri"/>
+          <w:b/>
+          <w:bCs/>
+          <w:color w:val="1E7A34"/>
+          <w:sz w:val="18"/>
+          <w:szCs w:val="18"/>
+        </w:rPr>
+        <w:t xml:space="preserve">  [PRODUKTIV]</w:t>
+      </w:r>
+    </w:p>
+    <w:p>
+      <w:pPr>
+        <w:pStyle w:val="ListParagraph"/>
+        <w:numPr>
+          <w:ilvl w:val="0"/>
+          <w:numId w:val="1"/>
+        </w:numPr>
+        <w:spacing w:after="60" w:line="264"/>
+      </w:pPr>
+      <w:r>
+        <w:rPr>
+          <w:rFonts w:ascii="Consolas" w:cs="Consolas" w:eastAsia="Consolas" w:hAnsi="Consolas"/>
+          <w:color w:val="333333"/>
+          <w:sz w:val="19"/>
+          <w:szCs w:val="19"/>
+        </w:rPr>
+        <w:t xml:space="preserve">SelectionEvent/Hypothesis</w:t>
+      </w:r>
+      <w:r>
+        <w:rPr>
+          <w:rFonts w:ascii="Calibri" w:cs="Calibri" w:eastAsia="Calibri" w:hAnsi="Calibri"/>
+          <w:sz w:val="21"/>
+          <w:szCs w:val="21"/>
+        </w:rPr>
+        <w:t xml:space="preserve">, </w:t>
+      </w:r>
+      <w:r>
+        <w:rPr>
+          <w:rFonts w:ascii="Consolas" w:cs="Consolas" w:eastAsia="Consolas" w:hAnsi="Consolas"/>
+          <w:color w:val="333333"/>
+          <w:sz w:val="19"/>
+          <w:szCs w:val="19"/>
+        </w:rPr>
+        <w:t xml:space="preserve">selection_to_sparql</w:t>
+      </w:r>
+      <w:r>
+        <w:rPr>
+          <w:rFonts w:ascii="Calibri" w:cs="Calibri" w:eastAsia="Calibri" w:hAnsi="Calibri"/>
+          <w:sz w:val="21"/>
+          <w:szCs w:val="21"/>
+        </w:rPr>
+        <w:t xml:space="preserve"> (SPARQL-star INSERT), </w:t>
+      </w:r>
+      <w:r>
+        <w:rPr>
+          <w:rFonts w:ascii="Consolas" w:cs="Consolas" w:eastAsia="Consolas" w:hAnsi="Consolas"/>
+          <w:color w:val="333333"/>
+          <w:sz w:val="19"/>
+          <w:szCs w:val="19"/>
+        </w:rPr>
+        <w:t xml:space="preserve">write_feedback/list_findings/reclassifications</w:t>
+      </w:r>
+      <w:r>
+        <w:rPr>
+          <w:rFonts w:ascii="Calibri" w:cs="Calibri" w:eastAsia="Calibri" w:hAnsi="Calibri"/>
+          <w:sz w:val="21"/>
+          <w:szCs w:val="21"/>
+        </w:rPr>
+        <w:t xml:space="preserve"> — Named Graph pro Nutzer.</w:t>
+      </w:r>
+    </w:p>
+    <w:p>
+      <w:pPr>
+        <w:spacing w:after="20" w:before="140"/>
+      </w:pPr>
+      <w:r>
+        <w:rPr>
+          <w:rFonts w:ascii="Consolas" w:cs="Consolas" w:eastAsia="Consolas" w:hAnsi="Consolas"/>
+          <w:color w:val="333333"/>
+          <w:sz w:val="19"/>
+          <w:szCs w:val="19"/>
+        </w:rPr>
+        <w:t xml:space="preserve">cli.py</w:t>
+      </w:r>
+    </w:p>
+    <w:p>
+      <w:pPr>
+        <w:spacing w:after="60"/>
+      </w:pPr>
+      <w:r>
+        <w:rPr>
+          <w:rFonts w:ascii="Calibri" w:cs="Calibri" w:eastAsia="Calibri" w:hAnsi="Calibri"/>
+          <w:b/>
+          <w:bCs/>
+          <w:color w:val="B5651D"/>
+          <w:sz w:val="18"/>
+          <w:szCs w:val="18"/>
+        </w:rPr>
+        <w:t xml:space="preserve">Marcel · Wissensnetz</w:t>
+      </w:r>
+      <w:r>
+        <w:rPr>
+          <w:rFonts w:ascii="Calibri" w:cs="Calibri" w:eastAsia="Calibri" w:hAnsi="Calibri"/>
+        </w:rPr>
+        <w:t xml:space="preserve">     </w:t>
+      </w:r>
+      <w:r>
+        <w:rPr>
+          <w:rFonts w:ascii="Calibri" w:cs="Calibri" w:eastAsia="Calibri" w:hAnsi="Calibri"/>
+          <w:b/>
+          <w:bCs/>
+          <w:color w:val="1E7A34"/>
+          <w:sz w:val="18"/>
+          <w:szCs w:val="18"/>
+        </w:rPr>
+        <w:t xml:space="preserve">  [PRODUKTIV]</w:t>
+      </w:r>
+    </w:p>
+    <w:p>
+      <w:pPr>
+        <w:pStyle w:val="ListParagraph"/>
+        <w:numPr>
+          <w:ilvl w:val="0"/>
+          <w:numId w:val="1"/>
+        </w:numPr>
+        <w:spacing w:after="60" w:line="264"/>
+      </w:pPr>
+      <w:r>
+        <w:rPr>
+          <w:rFonts w:ascii="Calibri" w:cs="Calibri" w:eastAsia="Calibri" w:hAnsi="Calibri"/>
+          <w:sz w:val="21"/>
+          <w:szCs w:val="21"/>
+        </w:rPr>
+        <w:t xml:space="preserve">CLI </w:t>
+      </w:r>
+      <w:r>
+        <w:rPr>
+          <w:rFonts w:ascii="Consolas" w:cs="Consolas" w:eastAsia="Consolas" w:hAnsi="Consolas"/>
+          <w:color w:val="333333"/>
+          <w:sz w:val="19"/>
+          <w:szCs w:val="19"/>
+        </w:rPr>
+        <w:t xml:space="preserve">wissensnetz status|init|load|query|hierarchy|context|feedback|findings</w:t>
+      </w:r>
+      <w:r>
+        <w:rPr>
+          <w:rFonts w:ascii="Calibri" w:cs="Calibri" w:eastAsia="Calibri" w:hAnsi="Calibri"/>
+          <w:sz w:val="21"/>
+          <w:szCs w:val="21"/>
+        </w:rPr>
+        <w:t xml:space="preserve">.</w:t>
+      </w:r>
+    </w:p>
+    <w:p>
+      <w:pPr>
+        <w:spacing w:after="20" w:before="140"/>
+      </w:pPr>
+      <w:r>
+        <w:rPr>
+          <w:rFonts w:ascii="Consolas" w:cs="Consolas" w:eastAsia="Consolas" w:hAnsi="Consolas"/>
+          <w:color w:val="333333"/>
+          <w:sz w:val="19"/>
+          <w:szCs w:val="19"/>
+        </w:rPr>
+        <w:t xml:space="preserve">ontology/alignment/ncit_primary_diagnosis.json</w:t>
+      </w:r>
+    </w:p>
+    <w:p>
+      <w:pPr>
+        <w:spacing w:after="60"/>
+      </w:pPr>
+      <w:r>
+        <w:rPr>
+          <w:rFonts w:ascii="Calibri" w:cs="Calibri" w:eastAsia="Calibri" w:hAnsi="Calibri"/>
+          <w:b/>
+          <w:bCs/>
+          <w:color w:val="B5651D"/>
+          <w:sz w:val="18"/>
+          <w:szCs w:val="18"/>
+        </w:rPr>
+        <w:t xml:space="preserve">Marcel · Wissensnetz</w:t>
+      </w:r>
+      <w:r>
+        <w:rPr>
+          <w:rFonts w:ascii="Calibri" w:cs="Calibri" w:eastAsia="Calibri" w:hAnsi="Calibri"/>
+        </w:rPr>
+        <w:t xml:space="preserve">     </w:t>
+      </w:r>
+      <w:r>
+        <w:rPr>
+          <w:rFonts w:ascii="Calibri" w:cs="Calibri" w:eastAsia="Calibri" w:hAnsi="Calibri"/>
+          <w:b/>
+          <w:bCs/>
+          <w:color w:val="B8860B"/>
+          <w:sz w:val="18"/>
+          <w:szCs w:val="18"/>
+        </w:rPr>
+        <w:t xml:space="preserve">  [PROTOTYP / TESTFUNKTION]</w:t>
+      </w:r>
+    </w:p>
+    <w:p>
+      <w:pPr>
+        <w:pStyle w:val="ListParagraph"/>
+        <w:numPr>
+          <w:ilvl w:val="0"/>
+          <w:numId w:val="1"/>
+        </w:numPr>
+        <w:spacing w:after="60" w:line="264"/>
+      </w:pPr>
+      <w:r>
+        <w:rPr>
           <w:rFonts w:ascii="Calibri" w:cs="Calibri" w:eastAsia="Calibri" w:hAnsi="Calibri"/>
           <w:sz w:val="21"/>
           <w:szCs w:val="21"/>
@@ -5012,7 +5581,7 @@
           <w:bCs/>
           <w:color w:val="1F3864"/>
         </w:rPr>
-        <w:t xml:space="preserve">6.4  Marcel — Orchestrierung &amp; Prototyp</w:t>
+        <w:t xml:space="preserve">6.5  Marcel — Orchestrierung &amp; Prototyp</w:t>
       </w:r>
     </w:p>
     <w:p>
@@ -5533,7 +6102,7 @@
                 <w:sz w:val="18"/>
                 <w:szCs w:val="18"/>
               </w:rPr>
-              <w:t xml:space="preserve">Kollege A · Wrapper</w:t>
+              <w:t xml:space="preserve">Julian · Wrapper</w:t>
             </w:r>
           </w:p>
         </w:tc>
@@ -5644,7 +6213,7 @@
                 <w:sz w:val="18"/>
                 <w:szCs w:val="18"/>
               </w:rPr>
-              <w:t xml:space="preserve">Kollege A · Wrapper</w:t>
+              <w:t xml:space="preserve">Julian · Wrapper</w:t>
             </w:r>
           </w:p>
         </w:tc>
@@ -5755,7 +6324,7 @@
                 <w:sz w:val="18"/>
                 <w:szCs w:val="18"/>
               </w:rPr>
-              <w:t xml:space="preserve">Kollege A · Wrapper</w:t>
+              <w:t xml:space="preserve">Julian · Wrapper</w:t>
             </w:r>
           </w:p>
         </w:tc>
@@ -5866,7 +6435,7 @@
                 <w:sz w:val="18"/>
                 <w:szCs w:val="18"/>
               </w:rPr>
-              <w:t xml:space="preserve">Kollege A · Wrapper</w:t>
+              <w:t xml:space="preserve">Julian · Wrapper</w:t>
             </w:r>
           </w:p>
         </w:tc>
@@ -5977,7 +6546,7 @@
                 <w:sz w:val="18"/>
                 <w:szCs w:val="18"/>
               </w:rPr>
-              <w:t xml:space="preserve">Kollege A · Wrapper</w:t>
+              <w:t xml:space="preserve">Julian · Wrapper</w:t>
             </w:r>
           </w:p>
         </w:tc>
@@ -6059,7 +6628,7 @@
                 <w:sz w:val="19"/>
                 <w:szCs w:val="19"/>
               </w:rPr>
-              <w:t xml:space="preserve">mediator/app/main.py (Endpunkte)</w:t>
+              <w:t xml:space="preserve">wrappers/geo/client.py (GEOWrapper)</w:t>
             </w:r>
           </w:p>
         </w:tc>
@@ -6067,6 +6636,339 @@
           <w:tcPr>
             <w:tcW w:type="dxa" w:w="1500"/>
             <w:shd w:fill="F7F9FC" w:color="auto" w:val="clear"/>
+            <w:tcMar>
+              <w:top w:type="dxa" w:w="40"/>
+              <w:left w:type="dxa" w:w="80"/>
+              <w:bottom w:type="dxa" w:w="40"/>
+              <w:right w:type="dxa" w:w="80"/>
+            </w:tcMar>
+            <w:vAlign w:val="center"/>
+          </w:tcPr>
+          <w:p>
+            <w:pPr>
+              <w:spacing w:after="0" w:line="276"/>
+            </w:pPr>
+            <w:r>
+              <w:rPr>
+                <w:rFonts w:ascii="Calibri" w:cs="Calibri" w:eastAsia="Calibri" w:hAnsi="Calibri"/>
+                <w:b/>
+                <w:bCs/>
+                <w:color w:val="1F5C99"/>
+                <w:sz w:val="18"/>
+                <w:szCs w:val="18"/>
+              </w:rPr>
+              <w:t xml:space="preserve">Julian · Wrapper</w:t>
+            </w:r>
+          </w:p>
+        </w:tc>
+        <w:tc>
+          <w:tcPr>
+            <w:tcW w:type="dxa" w:w="1500"/>
+            <w:shd w:fill="F7F9FC" w:color="auto" w:val="clear"/>
+            <w:tcMar>
+              <w:top w:type="dxa" w:w="40"/>
+              <w:left w:type="dxa" w:w="80"/>
+              <w:bottom w:type="dxa" w:w="40"/>
+              <w:right w:type="dxa" w:w="80"/>
+            </w:tcMar>
+            <w:vAlign w:val="center"/>
+          </w:tcPr>
+          <w:p>
+            <w:pPr>
+              <w:spacing w:after="0" w:line="276"/>
+            </w:pPr>
+            <w:r>
+              <w:rPr>
+                <w:rFonts w:ascii="Calibri" w:cs="Calibri" w:eastAsia="Calibri" w:hAnsi="Calibri"/>
+                <w:b/>
+                <w:bCs/>
+                <w:color w:val="B8860B"/>
+                <w:sz w:val="18"/>
+                <w:szCs w:val="18"/>
+              </w:rPr>
+              <w:t xml:space="preserve">PROTOTYP</w:t>
+            </w:r>
+          </w:p>
+        </w:tc>
+        <w:tc>
+          <w:tcPr>
+            <w:tcW w:type="dxa" w:w="2700"/>
+            <w:shd w:fill="F7F9FC" w:color="auto" w:val="clear"/>
+            <w:tcMar>
+              <w:top w:type="dxa" w:w="40"/>
+              <w:left w:type="dxa" w:w="80"/>
+              <w:bottom w:type="dxa" w:w="40"/>
+              <w:right w:type="dxa" w:w="80"/>
+            </w:tcMar>
+            <w:vAlign w:val="center"/>
+          </w:tcPr>
+          <w:p>
+            <w:pPr>
+              <w:spacing w:after="0" w:line="276"/>
+            </w:pPr>
+            <w:r>
+              <w:rPr>
+                <w:rFonts w:ascii="Calibri" w:cs="Calibri" w:eastAsia="Calibri" w:hAnsi="Calibri"/>
+                <w:sz w:val="18"/>
+                <w:szCs w:val="18"/>
+              </w:rPr>
+              <w:t xml:space="preserve">Eigenständig, getestet; nicht in Mediator eingehängt</w:t>
+            </w:r>
+          </w:p>
+        </w:tc>
+      </w:tr>
+      <w:tr>
+        <w:tc>
+          <w:tcPr>
+            <w:tcW w:type="dxa" w:w="3700"/>
+            <w:tcMar>
+              <w:top w:type="dxa" w:w="40"/>
+              <w:left w:type="dxa" w:w="80"/>
+              <w:bottom w:type="dxa" w:w="40"/>
+              <w:right w:type="dxa" w:w="80"/>
+            </w:tcMar>
+            <w:vAlign w:val="center"/>
+          </w:tcPr>
+          <w:p>
+            <w:pPr>
+              <w:spacing w:after="0" w:line="276"/>
+            </w:pPr>
+            <w:r>
+              <w:rPr>
+                <w:rFonts w:ascii="Consolas" w:cs="Consolas" w:eastAsia="Consolas" w:hAnsi="Consolas"/>
+                <w:color w:val="333333"/>
+                <w:sz w:val="19"/>
+                <w:szCs w:val="19"/>
+              </w:rPr>
+              <w:t xml:space="preserve">wrappers/ena/client.py (ENAWrapper)</w:t>
+            </w:r>
+          </w:p>
+        </w:tc>
+        <w:tc>
+          <w:tcPr>
+            <w:tcW w:type="dxa" w:w="1500"/>
+            <w:tcMar>
+              <w:top w:type="dxa" w:w="40"/>
+              <w:left w:type="dxa" w:w="80"/>
+              <w:bottom w:type="dxa" w:w="40"/>
+              <w:right w:type="dxa" w:w="80"/>
+            </w:tcMar>
+            <w:vAlign w:val="center"/>
+          </w:tcPr>
+          <w:p>
+            <w:pPr>
+              <w:spacing w:after="0" w:line="276"/>
+            </w:pPr>
+            <w:r>
+              <w:rPr>
+                <w:rFonts w:ascii="Calibri" w:cs="Calibri" w:eastAsia="Calibri" w:hAnsi="Calibri"/>
+                <w:b/>
+                <w:bCs/>
+                <w:color w:val="1F5C99"/>
+                <w:sz w:val="18"/>
+                <w:szCs w:val="18"/>
+              </w:rPr>
+              <w:t xml:space="preserve">Julian · Wrapper</w:t>
+            </w:r>
+          </w:p>
+        </w:tc>
+        <w:tc>
+          <w:tcPr>
+            <w:tcW w:type="dxa" w:w="1500"/>
+            <w:tcMar>
+              <w:top w:type="dxa" w:w="40"/>
+              <w:left w:type="dxa" w:w="80"/>
+              <w:bottom w:type="dxa" w:w="40"/>
+              <w:right w:type="dxa" w:w="80"/>
+            </w:tcMar>
+            <w:vAlign w:val="center"/>
+          </w:tcPr>
+          <w:p>
+            <w:pPr>
+              <w:spacing w:after="0" w:line="276"/>
+            </w:pPr>
+            <w:r>
+              <w:rPr>
+                <w:rFonts w:ascii="Calibri" w:cs="Calibri" w:eastAsia="Calibri" w:hAnsi="Calibri"/>
+                <w:b/>
+                <w:bCs/>
+                <w:color w:val="B8860B"/>
+                <w:sz w:val="18"/>
+                <w:szCs w:val="18"/>
+              </w:rPr>
+              <w:t xml:space="preserve">PROTOTYP</w:t>
+            </w:r>
+          </w:p>
+        </w:tc>
+        <w:tc>
+          <w:tcPr>
+            <w:tcW w:type="dxa" w:w="2700"/>
+            <w:tcMar>
+              <w:top w:type="dxa" w:w="40"/>
+              <w:left w:type="dxa" w:w="80"/>
+              <w:bottom w:type="dxa" w:w="40"/>
+              <w:right w:type="dxa" w:w="80"/>
+            </w:tcMar>
+            <w:vAlign w:val="center"/>
+          </w:tcPr>
+          <w:p>
+            <w:pPr>
+              <w:spacing w:after="0" w:line="276"/>
+            </w:pPr>
+            <w:r>
+              <w:rPr>
+                <w:rFonts w:ascii="Calibri" w:cs="Calibri" w:eastAsia="Calibri" w:hAnsi="Calibri"/>
+                <w:sz w:val="18"/>
+                <w:szCs w:val="18"/>
+              </w:rPr>
+              <w:t xml:space="preserve">Eigenständig, getestet; nicht in Mediator eingehängt</w:t>
+            </w:r>
+          </w:p>
+        </w:tc>
+      </w:tr>
+      <w:tr>
+        <w:tc>
+          <w:tcPr>
+            <w:tcW w:type="dxa" w:w="3700"/>
+            <w:shd w:fill="F7F9FC" w:color="auto" w:val="clear"/>
+            <w:tcMar>
+              <w:top w:type="dxa" w:w="40"/>
+              <w:left w:type="dxa" w:w="80"/>
+              <w:bottom w:type="dxa" w:w="40"/>
+              <w:right w:type="dxa" w:w="80"/>
+            </w:tcMar>
+            <w:vAlign w:val="center"/>
+          </w:tcPr>
+          <w:p>
+            <w:pPr>
+              <w:spacing w:after="0" w:line="276"/>
+            </w:pPr>
+            <w:r>
+              <w:rPr>
+                <w:rFonts w:ascii="Consolas" w:cs="Consolas" w:eastAsia="Consolas" w:hAnsi="Consolas"/>
+                <w:color w:val="333333"/>
+                <w:sz w:val="19"/>
+                <w:szCs w:val="19"/>
+              </w:rPr>
+              <w:t xml:space="preserve">wrappers/cbioportal/client.py (CBioPortalWrapper)</w:t>
+            </w:r>
+          </w:p>
+        </w:tc>
+        <w:tc>
+          <w:tcPr>
+            <w:tcW w:type="dxa" w:w="1500"/>
+            <w:shd w:fill="F7F9FC" w:color="auto" w:val="clear"/>
+            <w:tcMar>
+              <w:top w:type="dxa" w:w="40"/>
+              <w:left w:type="dxa" w:w="80"/>
+              <w:bottom w:type="dxa" w:w="40"/>
+              <w:right w:type="dxa" w:w="80"/>
+            </w:tcMar>
+            <w:vAlign w:val="center"/>
+          </w:tcPr>
+          <w:p>
+            <w:pPr>
+              <w:spacing w:after="0" w:line="276"/>
+            </w:pPr>
+            <w:r>
+              <w:rPr>
+                <w:rFonts w:ascii="Calibri" w:cs="Calibri" w:eastAsia="Calibri" w:hAnsi="Calibri"/>
+                <w:b/>
+                <w:bCs/>
+                <w:color w:val="1F5C99"/>
+                <w:sz w:val="18"/>
+                <w:szCs w:val="18"/>
+              </w:rPr>
+              <w:t xml:space="preserve">Julian · Wrapper</w:t>
+            </w:r>
+          </w:p>
+        </w:tc>
+        <w:tc>
+          <w:tcPr>
+            <w:tcW w:type="dxa" w:w="1500"/>
+            <w:shd w:fill="F7F9FC" w:color="auto" w:val="clear"/>
+            <w:tcMar>
+              <w:top w:type="dxa" w:w="40"/>
+              <w:left w:type="dxa" w:w="80"/>
+              <w:bottom w:type="dxa" w:w="40"/>
+              <w:right w:type="dxa" w:w="80"/>
+            </w:tcMar>
+            <w:vAlign w:val="center"/>
+          </w:tcPr>
+          <w:p>
+            <w:pPr>
+              <w:spacing w:after="0" w:line="276"/>
+            </w:pPr>
+            <w:r>
+              <w:rPr>
+                <w:rFonts w:ascii="Calibri" w:cs="Calibri" w:eastAsia="Calibri" w:hAnsi="Calibri"/>
+                <w:b/>
+                <w:bCs/>
+                <w:color w:val="B8860B"/>
+                <w:sz w:val="18"/>
+                <w:szCs w:val="18"/>
+              </w:rPr>
+              <w:t xml:space="preserve">PROTOTYP</w:t>
+            </w:r>
+          </w:p>
+        </w:tc>
+        <w:tc>
+          <w:tcPr>
+            <w:tcW w:type="dxa" w:w="2700"/>
+            <w:shd w:fill="F7F9FC" w:color="auto" w:val="clear"/>
+            <w:tcMar>
+              <w:top w:type="dxa" w:w="40"/>
+              <w:left w:type="dxa" w:w="80"/>
+              <w:bottom w:type="dxa" w:w="40"/>
+              <w:right w:type="dxa" w:w="80"/>
+            </w:tcMar>
+            <w:vAlign w:val="center"/>
+          </w:tcPr>
+          <w:p>
+            <w:pPr>
+              <w:spacing w:after="0" w:line="276"/>
+            </w:pPr>
+            <w:r>
+              <w:rPr>
+                <w:rFonts w:ascii="Calibri" w:cs="Calibri" w:eastAsia="Calibri" w:hAnsi="Calibri"/>
+                <w:sz w:val="18"/>
+                <w:szCs w:val="18"/>
+              </w:rPr>
+              <w:t xml:space="preserve">Live bestätigt; nicht in Mediator eingehängt</w:t>
+            </w:r>
+          </w:p>
+        </w:tc>
+      </w:tr>
+      <w:tr>
+        <w:tc>
+          <w:tcPr>
+            <w:tcW w:type="dxa" w:w="3700"/>
+            <w:tcMar>
+              <w:top w:type="dxa" w:w="40"/>
+              <w:left w:type="dxa" w:w="80"/>
+              <w:bottom w:type="dxa" w:w="40"/>
+              <w:right w:type="dxa" w:w="80"/>
+            </w:tcMar>
+            <w:vAlign w:val="center"/>
+          </w:tcPr>
+          <w:p>
+            <w:pPr>
+              <w:spacing w:after="0" w:line="276"/>
+            </w:pPr>
+            <w:r>
+              <w:rPr>
+                <w:rFonts w:ascii="Consolas" w:cs="Consolas" w:eastAsia="Consolas" w:hAnsi="Consolas"/>
+                <w:color w:val="333333"/>
+                <w:sz w:val="19"/>
+                <w:szCs w:val="19"/>
+              </w:rPr>
+              <w:t xml:space="preserve">mediator/app/main.py (Endpunkte)</w:t>
+            </w:r>
+          </w:p>
+        </w:tc>
+        <w:tc>
+          <w:tcPr>
+            <w:tcW w:type="dxa" w:w="1500"/>
             <w:tcMar>
               <w:top w:type="dxa" w:w="40"/>
               <w:left w:type="dxa" w:w="80"/>
@@ -6088,14 +6990,13 @@
                 <w:sz w:val="18"/>
                 <w:szCs w:val="18"/>
               </w:rPr>
-              <w:t xml:space="preserve">Kollege B · Mediator</w:t>
+              <w:t xml:space="preserve">Pablo · Mediator</w:t>
             </w:r>
           </w:p>
         </w:tc>
         <w:tc>
           <w:tcPr>
             <w:tcW w:type="dxa" w:w="1500"/>
-            <w:shd w:fill="F7F9FC" w:color="auto" w:val="clear"/>
             <w:tcMar>
               <w:top w:type="dxa" w:w="40"/>
               <w:left w:type="dxa" w:w="80"/>
@@ -6124,7 +7025,6 @@
         <w:tc>
           <w:tcPr>
             <w:tcW w:type="dxa" w:w="2700"/>
-            <w:shd w:fill="F7F9FC" w:color="auto" w:val="clear"/>
             <w:tcMar>
               <w:top w:type="dxa" w:w="40"/>
               <w:left w:type="dxa" w:w="80"/>
@@ -6143,7 +7043,7 @@
                 <w:sz w:val="18"/>
                 <w:szCs w:val="18"/>
               </w:rPr>
-              <w:t xml:space="preserve">—</w:t>
+              <w:t xml:space="preserve">GDC-only: Fremdquelle → HTTP 400</w:t>
             </w:r>
           </w:p>
         </w:tc>
@@ -6152,6 +7052,7 @@
         <w:tc>
           <w:tcPr>
             <w:tcW w:type="dxa" w:w="3700"/>
+            <w:shd w:fill="F7F9FC" w:color="auto" w:val="clear"/>
             <w:tcMar>
               <w:top w:type="dxa" w:w="40"/>
               <w:left w:type="dxa" w:w="80"/>
@@ -6178,6 +7079,7 @@
         <w:tc>
           <w:tcPr>
             <w:tcW w:type="dxa" w:w="1500"/>
+            <w:shd w:fill="F7F9FC" w:color="auto" w:val="clear"/>
             <w:tcMar>
               <w:top w:type="dxa" w:w="40"/>
               <w:left w:type="dxa" w:w="80"/>
@@ -6199,13 +7101,14 @@
                 <w:sz w:val="18"/>
                 <w:szCs w:val="18"/>
               </w:rPr>
-              <w:t xml:space="preserve">Kollege B · Mediator</w:t>
+              <w:t xml:space="preserve">Pablo · Mediator</w:t>
             </w:r>
           </w:p>
         </w:tc>
         <w:tc>
           <w:tcPr>
             <w:tcW w:type="dxa" w:w="1500"/>
+            <w:shd w:fill="F7F9FC" w:color="auto" w:val="clear"/>
             <w:tcMar>
               <w:top w:type="dxa" w:w="40"/>
               <w:left w:type="dxa" w:w="80"/>
@@ -6234,6 +7137,7 @@
         <w:tc>
           <w:tcPr>
             <w:tcW w:type="dxa" w:w="2700"/>
+            <w:shd w:fill="F7F9FC" w:color="auto" w:val="clear"/>
             <w:tcMar>
               <w:top w:type="dxa" w:w="40"/>
               <w:left w:type="dxa" w:w="80"/>
@@ -6261,7 +7165,6 @@
         <w:tc>
           <w:tcPr>
             <w:tcW w:type="dxa" w:w="3700"/>
-            <w:shd w:fill="F7F9FC" w:color="auto" w:val="clear"/>
             <w:tcMar>
               <w:top w:type="dxa" w:w="40"/>
               <w:left w:type="dxa" w:w="80"/>
@@ -6288,7 +7191,6 @@
         <w:tc>
           <w:tcPr>
             <w:tcW w:type="dxa" w:w="1500"/>
-            <w:shd w:fill="F7F9FC" w:color="auto" w:val="clear"/>
             <w:tcMar>
               <w:top w:type="dxa" w:w="40"/>
               <w:left w:type="dxa" w:w="80"/>
@@ -6310,14 +7212,13 @@
                 <w:sz w:val="18"/>
                 <w:szCs w:val="18"/>
               </w:rPr>
-              <w:t xml:space="preserve">Kollege B · Mediator</w:t>
+              <w:t xml:space="preserve">Pablo · Mediator</w:t>
             </w:r>
           </w:p>
         </w:tc>
         <w:tc>
           <w:tcPr>
             <w:tcW w:type="dxa" w:w="1500"/>
-            <w:shd w:fill="F7F9FC" w:color="auto" w:val="clear"/>
             <w:tcMar>
               <w:top w:type="dxa" w:w="40"/>
               <w:left w:type="dxa" w:w="80"/>
@@ -6346,7 +7247,6 @@
         <w:tc>
           <w:tcPr>
             <w:tcW w:type="dxa" w:w="2700"/>
-            <w:shd w:fill="F7F9FC" w:color="auto" w:val="clear"/>
             <w:tcMar>
               <w:top w:type="dxa" w:w="40"/>
               <w:left w:type="dxa" w:w="80"/>
@@ -6374,6 +7274,7 @@
         <w:tc>
           <w:tcPr>
             <w:tcW w:type="dxa" w:w="3700"/>
+            <w:shd w:fill="F7F9FC" w:color="auto" w:val="clear"/>
             <w:tcMar>
               <w:top w:type="dxa" w:w="40"/>
               <w:left w:type="dxa" w:w="80"/>
@@ -6400,6 +7301,7 @@
         <w:tc>
           <w:tcPr>
             <w:tcW w:type="dxa" w:w="1500"/>
+            <w:shd w:fill="F7F9FC" w:color="auto" w:val="clear"/>
             <w:tcMar>
               <w:top w:type="dxa" w:w="40"/>
               <w:left w:type="dxa" w:w="80"/>
@@ -6428,6 +7330,7 @@
         <w:tc>
           <w:tcPr>
             <w:tcW w:type="dxa" w:w="1500"/>
+            <w:shd w:fill="F7F9FC" w:color="auto" w:val="clear"/>
             <w:tcMar>
               <w:top w:type="dxa" w:w="40"/>
               <w:left w:type="dxa" w:w="80"/>
@@ -6456,6 +7359,7 @@
         <w:tc>
           <w:tcPr>
             <w:tcW w:type="dxa" w:w="2700"/>
+            <w:shd w:fill="F7F9FC" w:color="auto" w:val="clear"/>
             <w:tcMar>
               <w:top w:type="dxa" w:w="40"/>
               <w:left w:type="dxa" w:w="80"/>
@@ -6483,7 +7387,6 @@
         <w:tc>
           <w:tcPr>
             <w:tcW w:type="dxa" w:w="3700"/>
-            <w:shd w:fill="F7F9FC" w:color="auto" w:val="clear"/>
             <w:tcMar>
               <w:top w:type="dxa" w:w="40"/>
               <w:left w:type="dxa" w:w="80"/>
@@ -6510,7 +7413,6 @@
         <w:tc>
           <w:tcPr>
             <w:tcW w:type="dxa" w:w="1500"/>
-            <w:shd w:fill="F7F9FC" w:color="auto" w:val="clear"/>
             <w:tcMar>
               <w:top w:type="dxa" w:w="40"/>
               <w:left w:type="dxa" w:w="80"/>
@@ -6539,7 +7441,6 @@
         <w:tc>
           <w:tcPr>
             <w:tcW w:type="dxa" w:w="1500"/>
-            <w:shd w:fill="F7F9FC" w:color="auto" w:val="clear"/>
             <w:tcMar>
               <w:top w:type="dxa" w:w="40"/>
               <w:left w:type="dxa" w:w="80"/>
@@ -6568,7 +7469,6 @@
         <w:tc>
           <w:tcPr>
             <w:tcW w:type="dxa" w:w="2700"/>
-            <w:shd w:fill="F7F9FC" w:color="auto" w:val="clear"/>
             <w:tcMar>
               <w:top w:type="dxa" w:w="40"/>
               <w:left w:type="dxa" w:w="80"/>
@@ -6596,6 +7496,7 @@
         <w:tc>
           <w:tcPr>
             <w:tcW w:type="dxa" w:w="3700"/>
+            <w:shd w:fill="F7F9FC" w:color="auto" w:val="clear"/>
             <w:tcMar>
               <w:top w:type="dxa" w:w="40"/>
               <w:left w:type="dxa" w:w="80"/>
@@ -6622,6 +7523,7 @@
         <w:tc>
           <w:tcPr>
             <w:tcW w:type="dxa" w:w="1500"/>
+            <w:shd w:fill="F7F9FC" w:color="auto" w:val="clear"/>
             <w:tcMar>
               <w:top w:type="dxa" w:w="40"/>
               <w:left w:type="dxa" w:w="80"/>
@@ -6650,6 +7552,7 @@
         <w:tc>
           <w:tcPr>
             <w:tcW w:type="dxa" w:w="1500"/>
+            <w:shd w:fill="F7F9FC" w:color="auto" w:val="clear"/>
             <w:tcMar>
               <w:top w:type="dxa" w:w="40"/>
               <w:left w:type="dxa" w:w="80"/>
@@ -6678,6 +7581,7 @@
         <w:tc>
           <w:tcPr>
             <w:tcW w:type="dxa" w:w="2700"/>
+            <w:shd w:fill="F7F9FC" w:color="auto" w:val="clear"/>
             <w:tcMar>
               <w:top w:type="dxa" w:w="40"/>
               <w:left w:type="dxa" w:w="80"/>
@@ -6705,7 +7609,6 @@
         <w:tc>
           <w:tcPr>
             <w:tcW w:type="dxa" w:w="3700"/>
-            <w:shd w:fill="F7F9FC" w:color="auto" w:val="clear"/>
             <w:tcMar>
               <w:top w:type="dxa" w:w="40"/>
               <w:left w:type="dxa" w:w="80"/>
@@ -6732,7 +7635,6 @@
         <w:tc>
           <w:tcPr>
             <w:tcW w:type="dxa" w:w="1500"/>
-            <w:shd w:fill="F7F9FC" w:color="auto" w:val="clear"/>
             <w:tcMar>
               <w:top w:type="dxa" w:w="40"/>
               <w:left w:type="dxa" w:w="80"/>
@@ -6761,7 +7663,6 @@
         <w:tc>
           <w:tcPr>
             <w:tcW w:type="dxa" w:w="1500"/>
-            <w:shd w:fill="F7F9FC" w:color="auto" w:val="clear"/>
             <w:tcMar>
               <w:top w:type="dxa" w:w="40"/>
               <w:left w:type="dxa" w:w="80"/>
@@ -6790,7 +7691,6 @@
         <w:tc>
           <w:tcPr>
             <w:tcW w:type="dxa" w:w="2700"/>
-            <w:shd w:fill="F7F9FC" w:color="auto" w:val="clear"/>
             <w:tcMar>
               <w:top w:type="dxa" w:w="40"/>
               <w:left w:type="dxa" w:w="80"/>
@@ -6818,6 +7718,7 @@
         <w:tc>
           <w:tcPr>
             <w:tcW w:type="dxa" w:w="3700"/>
+            <w:shd w:fill="F7F9FC" w:color="auto" w:val="clear"/>
             <w:tcMar>
               <w:top w:type="dxa" w:w="40"/>
               <w:left w:type="dxa" w:w="80"/>
@@ -6844,6 +7745,7 @@
         <w:tc>
           <w:tcPr>
             <w:tcW w:type="dxa" w:w="1500"/>
+            <w:shd w:fill="F7F9FC" w:color="auto" w:val="clear"/>
             <w:tcMar>
               <w:top w:type="dxa" w:w="40"/>
               <w:left w:type="dxa" w:w="80"/>
@@ -6872,6 +7774,7 @@
         <w:tc>
           <w:tcPr>
             <w:tcW w:type="dxa" w:w="1500"/>
+            <w:shd w:fill="F7F9FC" w:color="auto" w:val="clear"/>
             <w:tcMar>
               <w:top w:type="dxa" w:w="40"/>
               <w:left w:type="dxa" w:w="80"/>
@@ -6900,6 +7803,7 @@
         <w:tc>
           <w:tcPr>
             <w:tcW w:type="dxa" w:w="2700"/>
+            <w:shd w:fill="F7F9FC" w:color="auto" w:val="clear"/>
             <w:tcMar>
               <w:top w:type="dxa" w:w="40"/>
               <w:left w:type="dxa" w:w="80"/>
@@ -6927,7 +7831,6 @@
         <w:tc>
           <w:tcPr>
             <w:tcW w:type="dxa" w:w="3700"/>
-            <w:shd w:fill="F7F9FC" w:color="auto" w:val="clear"/>
             <w:tcMar>
               <w:top w:type="dxa" w:w="40"/>
               <w:left w:type="dxa" w:w="80"/>
@@ -6954,7 +7857,6 @@
         <w:tc>
           <w:tcPr>
             <w:tcW w:type="dxa" w:w="1500"/>
-            <w:shd w:fill="F7F9FC" w:color="auto" w:val="clear"/>
             <w:tcMar>
               <w:top w:type="dxa" w:w="40"/>
               <w:left w:type="dxa" w:w="80"/>
@@ -6980,7 +7882,6 @@
         <w:tc>
           <w:tcPr>
             <w:tcW w:type="dxa" w:w="1500"/>
-            <w:shd w:fill="F7F9FC" w:color="auto" w:val="clear"/>
             <w:tcMar>
               <w:top w:type="dxa" w:w="40"/>
               <w:left w:type="dxa" w:w="80"/>
@@ -7009,7 +7910,6 @@
         <w:tc>
           <w:tcPr>
             <w:tcW w:type="dxa" w:w="2700"/>
-            <w:shd w:fill="F7F9FC" w:color="auto" w:val="clear"/>
             <w:tcMar>
               <w:top w:type="dxa" w:w="40"/>
               <w:left w:type="dxa" w:w="80"/>
@@ -7089,7 +7989,7 @@
           <w:sz w:val="18"/>
           <w:szCs w:val="18"/>
         </w:rPr>
-        <w:t xml:space="preserve">Kollege A · Wrapper</w:t>
+        <w:t xml:space="preserve">Julian · Wrapper</w:t>
       </w:r>
       <w:r>
         <w:rPr>
@@ -7188,7 +8088,7 @@
           <w:sz w:val="18"/>
           <w:szCs w:val="18"/>
         </w:rPr>
-        <w:t xml:space="preserve">Kollege B · Mediator</w:t>
+        <w:t xml:space="preserve">Pablo · Mediator</w:t>
       </w:r>
       <w:r>
         <w:rPr>
@@ -7287,7 +8187,7 @@
           <w:sz w:val="18"/>
           <w:szCs w:val="18"/>
         </w:rPr>
-        <w:t xml:space="preserve">Kollege B · Mediator</w:t>
+        <w:t xml:space="preserve">Pablo · Mediator</w:t>
       </w:r>
       <w:r>
         <w:rPr>
@@ -7637,6 +8537,60 @@
           <w:szCs w:val="21"/>
         </w:rPr>
         <w:t xml:space="preserve"> (3 Einträge), bewusst inkrementell.</w:t>
+      </w:r>
+    </w:p>
+    <w:p>
+      <w:pPr>
+        <w:pStyle w:val="ListParagraph"/>
+        <w:numPr>
+          <w:ilvl w:val="0"/>
+          <w:numId w:val="1"/>
+        </w:numPr>
+        <w:spacing w:after="60" w:line="264"/>
+      </w:pPr>
+      <w:r>
+        <w:rPr>
+          <w:rFonts w:ascii="Calibri" w:cs="Calibri" w:eastAsia="Calibri" w:hAnsi="Calibri"/>
+          <w:sz w:val="21"/>
+          <w:szCs w:val="21"/>
+        </w:rPr>
+        <w:t xml:space="preserve">Julians Wrapper GEO/ENA/cBioPortal existieren als </w:t>
+      </w:r>
+      <w:r>
+        <w:rPr>
+          <w:rFonts w:ascii="Calibri" w:cs="Calibri" w:eastAsia="Calibri" w:hAnsi="Calibri"/>
+          <w:b/>
+          <w:bCs/>
+          <w:sz w:val="21"/>
+          <w:szCs w:val="21"/>
+        </w:rPr>
+        <w:t xml:space="preserve">eigenständige, getestete Pakete</w:t>
+      </w:r>
+      <w:r>
+        <w:rPr>
+          <w:rFonts w:ascii="Calibri" w:cs="Calibri" w:eastAsia="Calibri" w:hAnsi="Calibri"/>
+          <w:sz w:val="21"/>
+          <w:szCs w:val="21"/>
+        </w:rPr>
+        <w:t xml:space="preserve">, sind aber </w:t>
+      </w:r>
+      <w:r>
+        <w:rPr>
+          <w:rFonts w:ascii="Calibri" w:cs="Calibri" w:eastAsia="Calibri" w:hAnsi="Calibri"/>
+          <w:b/>
+          <w:bCs/>
+          <w:sz w:val="21"/>
+          <w:szCs w:val="21"/>
+        </w:rPr>
+        <w:t xml:space="preserve">noch nicht in den Mediator eingehängt</w:t>
+      </w:r>
+      <w:r>
+        <w:rPr>
+          <w:rFonts w:ascii="Calibri" w:cs="Calibri" w:eastAsia="Calibri" w:hAnsi="Calibri"/>
+          <w:sz w:val="21"/>
+          <w:szCs w:val="21"/>
+        </w:rPr>
+        <w:t xml:space="preserve">; die Pipeline ist bewusst auf GDC beschränkt (Fremdquelle → HTTP 400).</w:t>
       </w:r>
     </w:p>
     <w:p>
@@ -8139,7 +9093,7 @@
                 <w:sz w:val="18"/>
                 <w:szCs w:val="18"/>
               </w:rPr>
-              <w:t xml:space="preserve">Kollege B · Mediator</w:t>
+              <w:t xml:space="preserve">Pablo · Mediator</w:t>
             </w:r>
           </w:p>
         </w:tc>
